--- a/docs/demo/Uganda-2021-2025-Series-Comparison-Case-Studies.docx
+++ b/docs/demo/Uganda-2021-2025-Series-Comparison-Case-Studies.docx
@@ -14,12 +14,29 @@
     </w:p>
     <w:p>
       <w:r>
-        <w:t>Five proposed Qlik comparisons | 2021–2025</w:t>
+        <w:rPr/>
+        <w:t>Five proposed Qlik comparisons, with targets and actions | 2021–2025</w:t>
       </w:r>
     </w:p>
     <w:p>
       <w:r>
-        <w:t>This demonstration compares Climate TRACE with a synthetic dataset at national, sector, district and facility level. It shows where their totals, coverage and annual trends differ, and what questions those differences raise.</w:t>
+        <w:rPr>
+          <w:b/>
+          <w:sz w:val="18"/>
+        </w:rPr>
+        <w:t>SYNTHETIC DEMONSTRATION DATA</w:t>
+      </w:r>
+      <w:r>
+        <w:rPr>
+          <w:sz w:val="18"/>
+        </w:rPr>
+        <w:t xml:space="preserve"> – not official government figures.</w:t>
+      </w:r>
+    </w:p>
+    <w:p>
+      <w:r>
+        <w:rPr/>
+        <w:t>This demonstration compares Climate TRACE with a synthetic dataset at national, sector, district and facility level. It sets those comparisons against Uganda’s NDC targets and suggests actions that could close the differences it finds.</w:t>
       </w:r>
     </w:p>
     <w:p>
@@ -32,12 +49,20 @@
     </w:p>
     <w:p>
       <w:r>
+        <w:rPr/>
         <w:t>Climate TRACE is the reference dataset. Its 2021 values retain the supplied records; its 2022–2025 values were created for this demonstration. All values in the synthetic dataset are illustrative calculations, not official government measurements or targets.</w:t>
       </w:r>
     </w:p>
     <w:p>
       <w:r>
-        <w:t>The current files cover the same sources. Their values differ because the synthetic national inputs were created and distributed using the reference shares. The possible explanations in this briefing describe what to investigate in a real-data comparison; they are not findings about these facilities.</w:t>
+        <w:rPr/>
+        <w:t>The synthetic national totals were first spread across districts and facilities using Climate TRACE shares. Each source was then multiplied by its own factor (72%–135% of Climate TRACE, taken from the earlier 2021 file and reused for all five years), and every activity and year was rescaled so it still adds up to the same national number. Districts and facilities therefore have their own differences. Coverage also differs on purpose: 11 clearly named synthetic facilities appear only in the synthetic file and 2 airports appear only in Climate TRACE.</w:t>
+      </w:r>
+    </w:p>
+    <w:p>
+      <w:r>
+        <w:rPr/>
+        <w:t>The possible explanations in this briefing describe what to investigate in a real-data comparison; they are not findings about these facilities.</w:t>
       </w:r>
     </w:p>
     <w:p>
@@ -50,11 +75,13 @@
     </w:p>
     <w:p>
       <w:r>
-        <w:t>Climate TRACE is the 100% reference. A synthetic value of 125% means 25% higher; 90% means 10% lower. For example, 125,000 tonnes compared with 100,000 tonnes is 125%. This explains the display; it is not the current Uganda result.</w:t>
+        <w:rPr/>
+        <w:t>Climate TRACE is the 100% reference. A synthetic value of 125% means 25% higher; 90% means 10% lower. For example, 125,000 tonnes compared with 100,000 tonnes is 125%.</w:t>
       </w:r>
     </w:p>
     <w:p>
       <w:r>
+        <w:rPr/>
         <w:t>Amounts use CO₂-equivalent, a common unit for comparing gases that warm the climate. Each table states its scale. A higher total does not necessarily mean more facilities: the same facilities may simply have higher estimated values.</w:t>
       </w:r>
     </w:p>
@@ -63,7 +90,253 @@
         <w:pStyle w:val="Heading2"/>
       </w:pPr>
       <w:r>
-        <w:t>The five comparisons</w:t>
+        <w:t>The questions this briefing answers</w:t>
+      </w:r>
+    </w:p>
+    <w:tbl>
+      <w:tblPr>
+        <w:tblW w:type="auto" w:w="0"/>
+        <w:tblLayout w:type="fixed"/>
+        <w:tblLook w:firstColumn="1" w:firstRow="1" w:lastColumn="0" w:lastRow="0" w:noHBand="0" w:noVBand="1" w:val="04A0"/>
+      </w:tblPr>
+      <w:tblGrid>
+        <w:gridCol w:w="2700"/>
+        <w:gridCol w:w="2500"/>
+        <w:gridCol w:w="4692"/>
+      </w:tblGrid>
+      <w:tr>
+        <w:trPr>
+          <w:tblHeader/>
+          <w:cantSplit/>
+        </w:trPr>
+        <w:tc>
+          <w:tcPr>
+            <w:tcW w:type="dxa" w:w="2700"/>
+            <w:shd w:fill="E9EDF0"/>
+          </w:tcPr>
+          <w:p>
+            <w:pPr>
+              <w:spacing w:before="100" w:after="100"/>
+            </w:pPr>
+            <w:r>
+              <w:rPr>
+                <w:b/>
+                <w:sz w:val="18"/>
+              </w:rPr>
+              <w:t xml:space="preserve">Question</w:t>
+            </w:r>
+          </w:p>
+        </w:tc>
+        <w:tc>
+          <w:tcPr>
+            <w:tcW w:type="dxa" w:w="2500"/>
+            <w:shd w:fill="E9EDF0"/>
+          </w:tcPr>
+          <w:p>
+            <w:pPr>
+              <w:spacing w:before="100" w:after="100"/>
+            </w:pPr>
+            <w:r>
+              <w:rPr>
+                <w:b/>
+                <w:sz w:val="18"/>
+              </w:rPr>
+              <w:t xml:space="preserve">Where</w:t>
+            </w:r>
+          </w:p>
+        </w:tc>
+        <w:tc>
+          <w:tcPr>
+            <w:tcW w:type="dxa" w:w="4692"/>
+            <w:shd w:fill="E9EDF0"/>
+          </w:tcPr>
+          <w:p>
+            <w:pPr>
+              <w:spacing w:before="100" w:after="100"/>
+            </w:pPr>
+            <w:r>
+              <w:rPr>
+                <w:b/>
+                <w:sz w:val="18"/>
+              </w:rPr>
+              <w:t xml:space="preserve">What it shows</w:t>
+            </w:r>
+          </w:p>
+        </w:tc>
+      </w:tr>
+      <w:tr>
+        <w:trPr>
+          <w:cantSplit/>
+        </w:trPr>
+        <w:tc>
+          <w:tcPr>
+            <w:tcW w:type="dxa" w:w="2700"/>
+          </w:tcPr>
+          <w:p>
+            <w:pPr>
+              <w:spacing w:before="100" w:after="100"/>
+            </w:pPr>
+            <w:r>
+              <w:rPr>
+                <w:b w:val="0"/>
+                <w:sz w:val="18"/>
+              </w:rPr>
+              <w:t xml:space="preserve">What are our targets?</w:t>
+            </w:r>
+          </w:p>
+        </w:tc>
+        <w:tc>
+          <w:tcPr>
+            <w:tcW w:type="dxa" w:w="2500"/>
+          </w:tcPr>
+          <w:p>
+            <w:pPr>
+              <w:spacing w:before="100" w:after="100"/>
+            </w:pPr>
+            <w:r>
+              <w:rPr>
+                <w:b w:val="0"/>
+                <w:sz w:val="18"/>
+              </w:rPr>
+              <w:t xml:space="preserve">Uganda’s NDC targets</w:t>
+            </w:r>
+          </w:p>
+        </w:tc>
+        <w:tc>
+          <w:tcPr>
+            <w:tcW w:type="dxa" w:w="4692"/>
+          </w:tcPr>
+          <w:p>
+            <w:pPr>
+              <w:spacing w:before="100" w:after="100"/>
+            </w:pPr>
+            <w:r>
+              <w:rPr>
+                <w:b w:val="0"/>
+                <w:sz w:val="18"/>
+              </w:rPr>
+              <w:t xml:space="preserve">Economy-wide and sector 2030 targets from the Updated NDC 2022</w:t>
+            </w:r>
+          </w:p>
+        </w:tc>
+      </w:tr>
+      <w:tr>
+        <w:trPr>
+          <w:cantSplit/>
+        </w:trPr>
+        <w:tc>
+          <w:tcPr>
+            <w:tcW w:type="dxa" w:w="2700"/>
+          </w:tcPr>
+          <w:p>
+            <w:pPr>
+              <w:spacing w:before="100" w:after="100"/>
+            </w:pPr>
+            <w:r>
+              <w:rPr>
+                <w:b w:val="0"/>
+                <w:sz w:val="18"/>
+              </w:rPr>
+              <w:t xml:space="preserve">Where are the gaps?</w:t>
+            </w:r>
+          </w:p>
+        </w:tc>
+        <w:tc>
+          <w:tcPr>
+            <w:tcW w:type="dxa" w:w="2500"/>
+          </w:tcPr>
+          <w:p>
+            <w:pPr>
+              <w:spacing w:before="100" w:after="100"/>
+            </w:pPr>
+            <w:r>
+              <w:rPr>
+                <w:b w:val="0"/>
+                <w:sz w:val="18"/>
+              </w:rPr>
+              <w:t xml:space="preserve">Comparisons 1–5</w:t>
+            </w:r>
+          </w:p>
+        </w:tc>
+        <w:tc>
+          <w:tcPr>
+            <w:tcW w:type="dxa" w:w="4692"/>
+          </w:tcPr>
+          <w:p>
+            <w:pPr>
+              <w:spacing w:before="100" w:after="100"/>
+            </w:pPr>
+            <w:r>
+              <w:rPr>
+                <w:b w:val="0"/>
+                <w:sz w:val="18"/>
+              </w:rPr>
+              <w:t xml:space="preserve">Where the two datasets differ: total, sector, district, coverage and facility</w:t>
+            </w:r>
+          </w:p>
+        </w:tc>
+      </w:tr>
+      <w:tr>
+        <w:trPr>
+          <w:cantSplit/>
+        </w:trPr>
+        <w:tc>
+          <w:tcPr>
+            <w:tcW w:type="dxa" w:w="2700"/>
+          </w:tcPr>
+          <w:p>
+            <w:pPr>
+              <w:spacing w:before="100" w:after="100"/>
+            </w:pPr>
+            <w:r>
+              <w:rPr>
+                <w:b w:val="0"/>
+                <w:sz w:val="18"/>
+              </w:rPr>
+              <w:t xml:space="preserve">How can we close the gaps?</w:t>
+            </w:r>
+          </w:p>
+        </w:tc>
+        <w:tc>
+          <w:tcPr>
+            <w:tcW w:type="dxa" w:w="2500"/>
+          </w:tcPr>
+          <w:p>
+            <w:pPr>
+              <w:spacing w:before="100" w:after="100"/>
+            </w:pPr>
+            <w:r>
+              <w:rPr>
+                <w:b w:val="0"/>
+                <w:sz w:val="18"/>
+              </w:rPr>
+              <w:t xml:space="preserve">Closing the gaps</w:t>
+            </w:r>
+          </w:p>
+        </w:tc>
+        <w:tc>
+          <w:tcPr>
+            <w:tcW w:type="dxa" w:w="4692"/>
+          </w:tcPr>
+          <w:p>
+            <w:pPr>
+              <w:spacing w:before="100" w:after="100"/>
+            </w:pPr>
+            <w:r>
+              <w:rPr>
+                <w:b w:val="0"/>
+                <w:sz w:val="18"/>
+              </w:rPr>
+              <w:t xml:space="preserve">Data actions for each difference, and the NDC measures for each sector</w:t>
+            </w:r>
+          </w:p>
+        </w:tc>
+      </w:tr>
+    </w:tbl>
+    <w:p>
+      <w:r>
+        <w:rPr/>
+        <w:t>The five comparisons:</w:t>
       </w:r>
     </w:p>
     <w:p>
@@ -71,6 +344,7 @@
         <w:pStyle w:val="ListBullet"/>
       </w:pPr>
       <w:r>
+        <w:rPr/>
         <w:t>Uganda total: does the difference change over time?</w:t>
       </w:r>
     </w:p>
@@ -79,6 +353,7 @@
         <w:pStyle w:val="ListBullet"/>
       </w:pPr>
       <w:r>
+        <w:rPr/>
         <w:t>Sectors: which values are higher or lower?</w:t>
       </w:r>
     </w:p>
@@ -87,6 +362,7 @@
         <w:pStyle w:val="ListBullet"/>
       </w:pPr>
       <w:r>
+        <w:rPr/>
         <w:t>Districts: does the same activity compare differently by place?</w:t>
       </w:r>
     </w:p>
@@ -95,6 +371,7 @@
         <w:pStyle w:val="ListBullet"/>
       </w:pPr>
       <w:r>
+        <w:rPr/>
         <w:t>Facility coverage: which locations are shared or present in only one file?</w:t>
       </w:r>
     </w:p>
@@ -103,7 +380,8 @@
         <w:pStyle w:val="ListBullet"/>
       </w:pPr>
       <w:r>
-        <w:t>Individual facilities: how do matched values compare each year?</w:t>
+        <w:rPr/>
+        <w:t>Individual facilities: how do matched cement plants compare each year?</w:t>
       </w:r>
     </w:p>
     <w:p>
@@ -116,7 +394,1050 @@
     </w:p>
     <w:p>
       <w:r>
-        <w:t>Confirm the comparison views and which differences the demonstration should show. The “12 versus 10 facilities” example is a proposed coverage scenario; the current files have matching coverage. These comparisons do not establish gaps against Uganda’s climate commitments.</w:t>
+        <w:rPr/>
+        <w:t>Confirm the comparison views and which differences the demonstration should show. The final Qlik dashboard will show a map of Uganda with districts and facility locations; the district tile grid in the current mock-ups is a placeholder. The synthetic-data label must stay visible on every interactive page. These comparisons do not establish gaps against Uganda’s climate commitments.</w:t>
+      </w:r>
+    </w:p>
+    <w:p>
+      <w:r>
+        <w:br w:type="page"/>
+      </w:r>
+    </w:p>
+    <w:p>
+      <w:pPr>
+        <w:pStyle w:val="Heading1"/>
+      </w:pPr>
+      <w:r>
+        <w:t>Uganda’s NDC targets</w:t>
+      </w:r>
+    </w:p>
+    <w:p>
+      <w:r>
+        <w:rPr/>
+        <w:t>What are our targets?</w:t>
+      </w:r>
+    </w:p>
+    <w:p>
+      <w:r>
+        <w:rPr/>
+        <w:t>Uganda’s Updated NDC (September 2022) aims to reduce economy-wide emissions by 24.7% below business-as-usual (BAU) by 2030: 112.1 million tonnes CO₂-equivalent against a BAU of 148.8. The unconditional part, funded domestically, is 5.9% below BAU (140.1 million tonnes); a further 18.8% depends on international finance, technology and capacity support. The base year is 2015 (90.1 million tonnes).</w:t>
+      </w:r>
+    </w:p>
+    <w:p>
+      <w:r>
+        <w:rPr/>
+        <w:t>Emission targets for 2030, million tonnes CO₂-equivalent.</w:t>
+      </w:r>
+    </w:p>
+    <w:tbl>
+      <w:tblPr>
+        <w:tblW w:type="auto" w:w="0"/>
+        <w:tblLayout w:type="fixed"/>
+        <w:tblLook w:firstColumn="1" w:firstRow="1" w:lastColumn="0" w:lastRow="0" w:noHBand="0" w:noVBand="1" w:val="04A0"/>
+      </w:tblPr>
+      <w:tblGrid>
+        <w:gridCol w:w="3700"/>
+        <w:gridCol w:w="1800"/>
+        <w:gridCol w:w="2592"/>
+        <w:gridCol w:w="1800"/>
+      </w:tblGrid>
+      <w:tr>
+        <w:trPr>
+          <w:tblHeader/>
+          <w:cantSplit/>
+        </w:trPr>
+        <w:tc>
+          <w:tcPr>
+            <w:tcW w:type="dxa" w:w="3700"/>
+            <w:shd w:fill="E9EDF0"/>
+          </w:tcPr>
+          <w:p>
+            <w:pPr>
+              <w:spacing w:before="100" w:after="100"/>
+            </w:pPr>
+            <w:r>
+              <w:rPr>
+                <w:b/>
+                <w:sz w:val="18"/>
+              </w:rPr>
+              <w:t xml:space="preserve">Sector</w:t>
+            </w:r>
+          </w:p>
+        </w:tc>
+        <w:tc>
+          <w:tcPr>
+            <w:tcW w:type="dxa" w:w="1800"/>
+            <w:shd w:fill="E9EDF0"/>
+          </w:tcPr>
+          <w:p>
+            <w:pPr>
+              <w:spacing w:before="100" w:after="100"/>
+            </w:pPr>
+            <w:r>
+              <w:rPr>
+                <w:b/>
+                <w:sz w:val="18"/>
+              </w:rPr>
+              <w:t xml:space="preserve">2030 target</w:t>
+            </w:r>
+          </w:p>
+        </w:tc>
+        <w:tc>
+          <w:tcPr>
+            <w:tcW w:type="dxa" w:w="2592"/>
+            <w:shd w:fill="E9EDF0"/>
+          </w:tcPr>
+          <w:p>
+            <w:pPr>
+              <w:spacing w:before="100" w:after="100"/>
+            </w:pPr>
+            <w:r>
+              <w:rPr>
+                <w:b/>
+                <w:sz w:val="18"/>
+              </w:rPr>
+              <w:t xml:space="preserve">Reduction below 2030 BAU</w:t>
+            </w:r>
+          </w:p>
+        </w:tc>
+        <w:tc>
+          <w:tcPr>
+            <w:tcW w:type="dxa" w:w="1800"/>
+            <w:shd w:fill="E9EDF0"/>
+          </w:tcPr>
+          <w:p>
+            <w:pPr>
+              <w:spacing w:before="100" w:after="100"/>
+            </w:pPr>
+            <w:r>
+              <w:rPr>
+                <w:b/>
+                <w:sz w:val="18"/>
+              </w:rPr>
+              <w:t xml:space="preserve">2015 base year</w:t>
+            </w:r>
+          </w:p>
+        </w:tc>
+      </w:tr>
+      <w:tr>
+        <w:trPr>
+          <w:cantSplit/>
+        </w:trPr>
+        <w:tc>
+          <w:tcPr>
+            <w:tcW w:type="dxa" w:w="3700"/>
+          </w:tcPr>
+          <w:p>
+            <w:pPr>
+              <w:spacing w:before="100" w:after="100"/>
+            </w:pPr>
+            <w:r>
+              <w:rPr>
+                <w:b w:val="0"/>
+                <w:sz w:val="18"/>
+              </w:rPr>
+              <w:t xml:space="preserve">Economy-wide</w:t>
+            </w:r>
+          </w:p>
+        </w:tc>
+        <w:tc>
+          <w:tcPr>
+            <w:tcW w:type="dxa" w:w="1800"/>
+          </w:tcPr>
+          <w:p>
+            <w:pPr>
+              <w:spacing w:before="100" w:after="100"/>
+            </w:pPr>
+            <w:r>
+              <w:rPr>
+                <w:b w:val="0"/>
+                <w:sz w:val="18"/>
+              </w:rPr>
+              <w:t xml:space="preserve">112.1</w:t>
+            </w:r>
+          </w:p>
+        </w:tc>
+        <w:tc>
+          <w:tcPr>
+            <w:tcW w:type="dxa" w:w="2592"/>
+          </w:tcPr>
+          <w:p>
+            <w:pPr>
+              <w:spacing w:before="100" w:after="100"/>
+            </w:pPr>
+            <w:r>
+              <w:rPr>
+                <w:b w:val="0"/>
+                <w:sz w:val="18"/>
+              </w:rPr>
+              <w:t xml:space="preserve">24.7% below 148.8</w:t>
+            </w:r>
+          </w:p>
+        </w:tc>
+        <w:tc>
+          <w:tcPr>
+            <w:tcW w:type="dxa" w:w="1800"/>
+          </w:tcPr>
+          <w:p>
+            <w:pPr>
+              <w:spacing w:before="100" w:after="100"/>
+            </w:pPr>
+            <w:r>
+              <w:rPr>
+                <w:b w:val="0"/>
+                <w:sz w:val="18"/>
+              </w:rPr>
+              <w:t xml:space="preserve">90.1</w:t>
+            </w:r>
+          </w:p>
+        </w:tc>
+      </w:tr>
+      <w:tr>
+        <w:trPr>
+          <w:cantSplit/>
+        </w:trPr>
+        <w:tc>
+          <w:tcPr>
+            <w:tcW w:type="dxa" w:w="3700"/>
+          </w:tcPr>
+          <w:p>
+            <w:pPr>
+              <w:spacing w:before="100" w:after="100"/>
+            </w:pPr>
+            <w:r>
+              <w:rPr>
+                <w:b w:val="0"/>
+                <w:sz w:val="18"/>
+              </w:rPr>
+              <w:t xml:space="preserve">AFOLU (forestry, land use, agriculture)</w:t>
+            </w:r>
+          </w:p>
+        </w:tc>
+        <w:tc>
+          <w:tcPr>
+            <w:tcW w:type="dxa" w:w="1800"/>
+          </w:tcPr>
+          <w:p>
+            <w:pPr>
+              <w:spacing w:before="100" w:after="100"/>
+            </w:pPr>
+            <w:r>
+              <w:rPr>
+                <w:b w:val="0"/>
+                <w:sz w:val="18"/>
+              </w:rPr>
+              <w:t xml:space="preserve">91.8</w:t>
+            </w:r>
+          </w:p>
+        </w:tc>
+        <w:tc>
+          <w:tcPr>
+            <w:tcW w:type="dxa" w:w="2592"/>
+          </w:tcPr>
+          <w:p>
+            <w:pPr>
+              <w:spacing w:before="100" w:after="100"/>
+            </w:pPr>
+            <w:r>
+              <w:rPr>
+                <w:b w:val="0"/>
+                <w:sz w:val="18"/>
+              </w:rPr>
+              <w:t xml:space="preserve">24.9% below 122.2</w:t>
+            </w:r>
+          </w:p>
+        </w:tc>
+        <w:tc>
+          <w:tcPr>
+            <w:tcW w:type="dxa" w:w="1800"/>
+          </w:tcPr>
+          <w:p>
+            <w:pPr>
+              <w:spacing w:before="100" w:after="100"/>
+            </w:pPr>
+            <w:r>
+              <w:rPr>
+                <w:b w:val="0"/>
+                <w:sz w:val="18"/>
+              </w:rPr>
+              <w:t xml:space="preserve">77.6</w:t>
+            </w:r>
+          </w:p>
+        </w:tc>
+      </w:tr>
+      <w:tr>
+        <w:trPr>
+          <w:cantSplit/>
+        </w:trPr>
+        <w:tc>
+          <w:tcPr>
+            <w:tcW w:type="dxa" w:w="3700"/>
+          </w:tcPr>
+          <w:p>
+            <w:pPr>
+              <w:spacing w:before="100" w:after="100"/>
+            </w:pPr>
+            <w:r>
+              <w:rPr>
+                <w:b w:val="0"/>
+                <w:sz w:val="18"/>
+              </w:rPr>
+              <w:t xml:space="preserve">Energy (excluding transport)</w:t>
+            </w:r>
+          </w:p>
+        </w:tc>
+        <w:tc>
+          <w:tcPr>
+            <w:tcW w:type="dxa" w:w="1800"/>
+          </w:tcPr>
+          <w:p>
+            <w:pPr>
+              <w:spacing w:before="100" w:after="100"/>
+            </w:pPr>
+            <w:r>
+              <w:rPr>
+                <w:b w:val="0"/>
+                <w:sz w:val="18"/>
+              </w:rPr>
+              <w:t xml:space="preserve">10.1</w:t>
+            </w:r>
+          </w:p>
+        </w:tc>
+        <w:tc>
+          <w:tcPr>
+            <w:tcW w:type="dxa" w:w="2592"/>
+          </w:tcPr>
+          <w:p>
+            <w:pPr>
+              <w:spacing w:before="100" w:after="100"/>
+            </w:pPr>
+            <w:r>
+              <w:rPr>
+                <w:b w:val="0"/>
+                <w:sz w:val="18"/>
+              </w:rPr>
+              <w:t xml:space="preserve">18.8% below 12.44</w:t>
+            </w:r>
+          </w:p>
+        </w:tc>
+        <w:tc>
+          <w:tcPr>
+            <w:tcW w:type="dxa" w:w="1800"/>
+          </w:tcPr>
+          <w:p>
+            <w:pPr>
+              <w:spacing w:before="100" w:after="100"/>
+            </w:pPr>
+            <w:r>
+              <w:rPr>
+                <w:b w:val="0"/>
+                <w:sz w:val="18"/>
+              </w:rPr>
+              <w:t xml:space="preserve">5.66</w:t>
+            </w:r>
+          </w:p>
+        </w:tc>
+      </w:tr>
+      <w:tr>
+        <w:trPr>
+          <w:cantSplit/>
+        </w:trPr>
+        <w:tc>
+          <w:tcPr>
+            <w:tcW w:type="dxa" w:w="3700"/>
+          </w:tcPr>
+          <w:p>
+            <w:pPr>
+              <w:spacing w:before="100" w:after="100"/>
+            </w:pPr>
+            <w:r>
+              <w:rPr>
+                <w:b w:val="0"/>
+                <w:sz w:val="18"/>
+              </w:rPr>
+              <w:t xml:space="preserve">Transport</w:t>
+            </w:r>
+          </w:p>
+        </w:tc>
+        <w:tc>
+          <w:tcPr>
+            <w:tcW w:type="dxa" w:w="1800"/>
+          </w:tcPr>
+          <w:p>
+            <w:pPr>
+              <w:spacing w:before="100" w:after="100"/>
+            </w:pPr>
+            <w:r>
+              <w:rPr>
+                <w:b w:val="0"/>
+                <w:sz w:val="18"/>
+              </w:rPr>
+              <w:t xml:space="preserve">6.8</w:t>
+            </w:r>
+          </w:p>
+        </w:tc>
+        <w:tc>
+          <w:tcPr>
+            <w:tcW w:type="dxa" w:w="2592"/>
+          </w:tcPr>
+          <w:p>
+            <w:pPr>
+              <w:spacing w:before="100" w:after="100"/>
+            </w:pPr>
+            <w:r>
+              <w:rPr>
+                <w:b w:val="0"/>
+                <w:sz w:val="18"/>
+              </w:rPr>
+              <w:t xml:space="preserve">29% below 9.6</w:t>
+            </w:r>
+          </w:p>
+        </w:tc>
+        <w:tc>
+          <w:tcPr>
+            <w:tcW w:type="dxa" w:w="1800"/>
+          </w:tcPr>
+          <w:p>
+            <w:pPr>
+              <w:spacing w:before="100" w:after="100"/>
+            </w:pPr>
+            <w:r>
+              <w:rPr>
+                <w:b w:val="0"/>
+                <w:sz w:val="18"/>
+              </w:rPr>
+              <w:t xml:space="preserve">4.2</w:t>
+            </w:r>
+          </w:p>
+        </w:tc>
+      </w:tr>
+      <w:tr>
+        <w:trPr>
+          <w:cantSplit/>
+        </w:trPr>
+        <w:tc>
+          <w:tcPr>
+            <w:tcW w:type="dxa" w:w="3700"/>
+          </w:tcPr>
+          <w:p>
+            <w:pPr>
+              <w:spacing w:before="100" w:after="100"/>
+            </w:pPr>
+            <w:r>
+              <w:rPr>
+                <w:b w:val="0"/>
+                <w:sz w:val="18"/>
+              </w:rPr>
+              <w:t xml:space="preserve">Waste</w:t>
+            </w:r>
+          </w:p>
+        </w:tc>
+        <w:tc>
+          <w:tcPr>
+            <w:tcW w:type="dxa" w:w="1800"/>
+          </w:tcPr>
+          <w:p>
+            <w:pPr>
+              <w:spacing w:before="100" w:after="100"/>
+            </w:pPr>
+            <w:r>
+              <w:rPr>
+                <w:b w:val="0"/>
+                <w:sz w:val="18"/>
+              </w:rPr>
+              <w:t xml:space="preserve">2.09</w:t>
+            </w:r>
+          </w:p>
+        </w:tc>
+        <w:tc>
+          <w:tcPr>
+            <w:tcW w:type="dxa" w:w="2592"/>
+          </w:tcPr>
+          <w:p>
+            <w:pPr>
+              <w:spacing w:before="100" w:after="100"/>
+            </w:pPr>
+            <w:r>
+              <w:rPr>
+                <w:b w:val="0"/>
+                <w:sz w:val="18"/>
+              </w:rPr>
+              <w:t xml:space="preserve">34.8% below 3.19</w:t>
+            </w:r>
+          </w:p>
+        </w:tc>
+        <w:tc>
+          <w:tcPr>
+            <w:tcW w:type="dxa" w:w="1800"/>
+          </w:tcPr>
+          <w:p>
+            <w:pPr>
+              <w:spacing w:before="100" w:after="100"/>
+            </w:pPr>
+            <w:r>
+              <w:rPr>
+                <w:b w:val="0"/>
+                <w:sz w:val="18"/>
+              </w:rPr>
+              <w:t xml:space="preserve">2.08</w:t>
+            </w:r>
+          </w:p>
+        </w:tc>
+      </w:tr>
+      <w:tr>
+        <w:trPr>
+          <w:cantSplit/>
+        </w:trPr>
+        <w:tc>
+          <w:tcPr>
+            <w:tcW w:type="dxa" w:w="3700"/>
+          </w:tcPr>
+          <w:p>
+            <w:pPr>
+              <w:spacing w:before="100" w:after="100"/>
+            </w:pPr>
+            <w:r>
+              <w:rPr>
+                <w:b w:val="0"/>
+                <w:sz w:val="18"/>
+              </w:rPr>
+              <w:t xml:space="preserve">Industrial processes (IPPU)</w:t>
+            </w:r>
+          </w:p>
+        </w:tc>
+        <w:tc>
+          <w:tcPr>
+            <w:tcW w:type="dxa" w:w="1800"/>
+          </w:tcPr>
+          <w:p>
+            <w:pPr>
+              <w:spacing w:before="100" w:after="100"/>
+            </w:pPr>
+            <w:r>
+              <w:rPr>
+                <w:b w:val="0"/>
+                <w:sz w:val="18"/>
+              </w:rPr>
+              <w:t xml:space="preserve">0.86</w:t>
+            </w:r>
+          </w:p>
+        </w:tc>
+        <w:tc>
+          <w:tcPr>
+            <w:tcW w:type="dxa" w:w="2592"/>
+          </w:tcPr>
+          <w:p>
+            <w:pPr>
+              <w:spacing w:before="100" w:after="100"/>
+            </w:pPr>
+            <w:r>
+              <w:rPr>
+                <w:b w:val="0"/>
+                <w:sz w:val="18"/>
+              </w:rPr>
+              <w:t xml:space="preserve">14% below 1.0</w:t>
+            </w:r>
+          </w:p>
+        </w:tc>
+        <w:tc>
+          <w:tcPr>
+            <w:tcW w:type="dxa" w:w="1800"/>
+          </w:tcPr>
+          <w:p>
+            <w:pPr>
+              <w:spacing w:before="100" w:after="100"/>
+            </w:pPr>
+            <w:r>
+              <w:rPr>
+                <w:b w:val="0"/>
+                <w:sz w:val="18"/>
+              </w:rPr>
+              <w:t xml:space="preserve">0.57</w:t>
+            </w:r>
+          </w:p>
+        </w:tc>
+      </w:tr>
+    </w:tbl>
+    <w:p>
+      <w:r>
+        <w:rPr/>
+        <w:t>Agriculture has no standalone emissions target; its measures count towards AFOLU.</w:t>
+      </w:r>
+    </w:p>
+    <w:p>
+      <w:pPr>
+        <w:pStyle w:val="Heading2"/>
+      </w:pPr>
+      <w:r>
+        <w:t>Other sector targets</w:t>
+      </w:r>
+    </w:p>
+    <w:tbl>
+      <w:tblPr>
+        <w:tblW w:type="auto" w:w="0"/>
+        <w:tblLayout w:type="fixed"/>
+        <w:tblLook w:firstColumn="1" w:firstRow="1" w:lastColumn="0" w:lastRow="0" w:noHBand="0" w:noVBand="1" w:val="04A0"/>
+      </w:tblPr>
+      <w:tblGrid>
+        <w:gridCol w:w="3700"/>
+        <w:gridCol w:w="1900"/>
+        <w:gridCol w:w="1900"/>
+        <w:gridCol w:w="2392"/>
+      </w:tblGrid>
+      <w:tr>
+        <w:trPr>
+          <w:tblHeader/>
+          <w:cantSplit/>
+        </w:trPr>
+        <w:tc>
+          <w:tcPr>
+            <w:tcW w:type="dxa" w:w="3700"/>
+            <w:shd w:fill="E9EDF0"/>
+          </w:tcPr>
+          <w:p>
+            <w:pPr>
+              <w:spacing w:before="100" w:after="100"/>
+            </w:pPr>
+            <w:r>
+              <w:rPr>
+                <w:b/>
+                <w:sz w:val="18"/>
+              </w:rPr>
+              <w:t xml:space="preserve">Target</w:t>
+            </w:r>
+          </w:p>
+        </w:tc>
+        <w:tc>
+          <w:tcPr>
+            <w:tcW w:type="dxa" w:w="1900"/>
+            <w:shd w:fill="E9EDF0"/>
+          </w:tcPr>
+          <w:p>
+            <w:pPr>
+              <w:spacing w:before="100" w:after="100"/>
+            </w:pPr>
+            <w:r>
+              <w:rPr>
+                <w:b/>
+                <w:sz w:val="18"/>
+              </w:rPr>
+              <w:t xml:space="preserve">Baseline</w:t>
+            </w:r>
+          </w:p>
+        </w:tc>
+        <w:tc>
+          <w:tcPr>
+            <w:tcW w:type="dxa" w:w="1900"/>
+            <w:shd w:fill="E9EDF0"/>
+          </w:tcPr>
+          <w:p>
+            <w:pPr>
+              <w:spacing w:before="100" w:after="100"/>
+            </w:pPr>
+            <w:r>
+              <w:rPr>
+                <w:b/>
+                <w:sz w:val="18"/>
+              </w:rPr>
+              <w:t xml:space="preserve">2030 target</w:t>
+            </w:r>
+          </w:p>
+        </w:tc>
+        <w:tc>
+          <w:tcPr>
+            <w:tcW w:type="dxa" w:w="2392"/>
+            <w:shd w:fill="E9EDF0"/>
+          </w:tcPr>
+          <w:p>
+            <w:pPr>
+              <w:spacing w:before="100" w:after="100"/>
+            </w:pPr>
+            <w:r>
+              <w:rPr>
+                <w:b/>
+                <w:sz w:val="18"/>
+              </w:rPr>
+              <w:t xml:space="preserve">Measure</w:t>
+            </w:r>
+          </w:p>
+        </w:tc>
+      </w:tr>
+      <w:tr>
+        <w:trPr>
+          <w:cantSplit/>
+        </w:trPr>
+        <w:tc>
+          <w:tcPr>
+            <w:tcW w:type="dxa" w:w="3700"/>
+          </w:tcPr>
+          <w:p>
+            <w:pPr>
+              <w:spacing w:before="100" w:after="100"/>
+            </w:pPr>
+            <w:r>
+              <w:rPr>
+                <w:b w:val="0"/>
+                <w:sz w:val="18"/>
+              </w:rPr>
+              <w:t xml:space="preserve">Forest cover</w:t>
+            </w:r>
+          </w:p>
+        </w:tc>
+        <w:tc>
+          <w:tcPr>
+            <w:tcW w:type="dxa" w:w="1900"/>
+          </w:tcPr>
+          <w:p>
+            <w:pPr>
+              <w:spacing w:before="100" w:after="100"/>
+            </w:pPr>
+            <w:r>
+              <w:rPr>
+                <w:b w:val="0"/>
+                <w:sz w:val="18"/>
+              </w:rPr>
+              <w:t xml:space="preserve">12.5% (2020)</w:t>
+            </w:r>
+          </w:p>
+        </w:tc>
+        <w:tc>
+          <w:tcPr>
+            <w:tcW w:type="dxa" w:w="1900"/>
+          </w:tcPr>
+          <w:p>
+            <w:pPr>
+              <w:spacing w:before="100" w:after="100"/>
+            </w:pPr>
+            <w:r>
+              <w:rPr>
+                <w:b w:val="0"/>
+                <w:sz w:val="18"/>
+              </w:rPr>
+              <w:t xml:space="preserve">21% (2030)</w:t>
+            </w:r>
+          </w:p>
+        </w:tc>
+        <w:tc>
+          <w:tcPr>
+            <w:tcW w:type="dxa" w:w="2392"/>
+          </w:tcPr>
+          <w:p>
+            <w:pPr>
+              <w:spacing w:before="100" w:after="100"/>
+            </w:pPr>
+            <w:r>
+              <w:rPr>
+                <w:b w:val="0"/>
+                <w:sz w:val="18"/>
+              </w:rPr>
+              <w:t xml:space="preserve">% land area</w:t>
+            </w:r>
+          </w:p>
+        </w:tc>
+      </w:tr>
+      <w:tr>
+        <w:trPr>
+          <w:cantSplit/>
+        </w:trPr>
+        <w:tc>
+          <w:tcPr>
+            <w:tcW w:type="dxa" w:w="3700"/>
+          </w:tcPr>
+          <w:p>
+            <w:pPr>
+              <w:spacing w:before="100" w:after="100"/>
+            </w:pPr>
+            <w:r>
+              <w:rPr>
+                <w:b w:val="0"/>
+                <w:sz w:val="18"/>
+              </w:rPr>
+              <w:t xml:space="preserve">Electricity generation capacity</w:t>
+            </w:r>
+          </w:p>
+        </w:tc>
+        <w:tc>
+          <w:tcPr>
+            <w:tcW w:type="dxa" w:w="1900"/>
+          </w:tcPr>
+          <w:p>
+            <w:pPr>
+              <w:spacing w:before="100" w:after="100"/>
+            </w:pPr>
+            <w:r>
+              <w:rPr>
+                <w:b w:val="0"/>
+                <w:sz w:val="18"/>
+              </w:rPr>
+              <w:t xml:space="preserve">1,276.2 MW (2020)</w:t>
+            </w:r>
+          </w:p>
+        </w:tc>
+        <w:tc>
+          <w:tcPr>
+            <w:tcW w:type="dxa" w:w="1900"/>
+          </w:tcPr>
+          <w:p>
+            <w:pPr>
+              <w:spacing w:before="100" w:after="100"/>
+            </w:pPr>
+            <w:r>
+              <w:rPr>
+                <w:b w:val="0"/>
+                <w:sz w:val="18"/>
+              </w:rPr>
+              <w:t xml:space="preserve">4,200 MW (2030)</w:t>
+            </w:r>
+          </w:p>
+        </w:tc>
+        <w:tc>
+          <w:tcPr>
+            <w:tcW w:type="dxa" w:w="2392"/>
+          </w:tcPr>
+          <w:p>
+            <w:pPr>
+              <w:spacing w:before="100" w:after="100"/>
+            </w:pPr>
+            <w:r>
+              <w:rPr>
+                <w:b w:val="0"/>
+                <w:sz w:val="18"/>
+              </w:rPr>
+              <w:t xml:space="preserve">MW</w:t>
+            </w:r>
+          </w:p>
+        </w:tc>
+      </w:tr>
+      <w:tr>
+        <w:trPr>
+          <w:cantSplit/>
+        </w:trPr>
+        <w:tc>
+          <w:tcPr>
+            <w:tcW w:type="dxa" w:w="3700"/>
+          </w:tcPr>
+          <w:p>
+            <w:pPr>
+              <w:spacing w:before="100" w:after="100"/>
+            </w:pPr>
+            <w:r>
+              <w:rPr>
+                <w:b w:val="0"/>
+                <w:sz w:val="18"/>
+              </w:rPr>
+              <w:t xml:space="preserve">Farmers using sustainable land management</w:t>
+            </w:r>
+          </w:p>
+        </w:tc>
+        <w:tc>
+          <w:tcPr>
+            <w:tcW w:type="dxa" w:w="1900"/>
+          </w:tcPr>
+          <w:p>
+            <w:pPr>
+              <w:spacing w:before="100" w:after="100"/>
+            </w:pPr>
+            <w:r>
+              <w:rPr>
+                <w:b w:val="0"/>
+                <w:sz w:val="18"/>
+              </w:rPr>
+              <w:t xml:space="preserve">31.7% (2020)</w:t>
+            </w:r>
+          </w:p>
+        </w:tc>
+        <w:tc>
+          <w:tcPr>
+            <w:tcW w:type="dxa" w:w="1900"/>
+          </w:tcPr>
+          <w:p>
+            <w:pPr>
+              <w:spacing w:before="100" w:after="100"/>
+            </w:pPr>
+            <w:r>
+              <w:rPr>
+                <w:b w:val="0"/>
+                <w:sz w:val="18"/>
+              </w:rPr>
+              <w:t xml:space="preserve">70.7% (2030)</w:t>
+            </w:r>
+          </w:p>
+        </w:tc>
+        <w:tc>
+          <w:tcPr>
+            <w:tcW w:type="dxa" w:w="2392"/>
+          </w:tcPr>
+          <w:p>
+            <w:pPr>
+              <w:spacing w:before="100" w:after="100"/>
+            </w:pPr>
+            <w:r>
+              <w:rPr>
+                <w:b w:val="0"/>
+                <w:sz w:val="18"/>
+              </w:rPr>
+              <w:t xml:space="preserve">% CSA adoption</w:t>
+            </w:r>
+          </w:p>
+        </w:tc>
+      </w:tr>
+      <w:tr>
+        <w:trPr>
+          <w:cantSplit/>
+        </w:trPr>
+        <w:tc>
+          <w:tcPr>
+            <w:tcW w:type="dxa" w:w="3700"/>
+          </w:tcPr>
+          <w:p>
+            <w:pPr>
+              <w:spacing w:before="100" w:after="100"/>
+            </w:pPr>
+            <w:r>
+              <w:rPr>
+                <w:b w:val="0"/>
+                <w:sz w:val="18"/>
+              </w:rPr>
+              <w:t xml:space="preserve">Wetland cover</w:t>
+            </w:r>
+          </w:p>
+        </w:tc>
+        <w:tc>
+          <w:tcPr>
+            <w:tcW w:type="dxa" w:w="1900"/>
+          </w:tcPr>
+          <w:p>
+            <w:pPr>
+              <w:spacing w:before="100" w:after="100"/>
+            </w:pPr>
+            <w:r>
+              <w:rPr>
+                <w:b w:val="0"/>
+                <w:sz w:val="18"/>
+              </w:rPr>
+              <w:t xml:space="preserve">8.9% (2020)</w:t>
+            </w:r>
+          </w:p>
+        </w:tc>
+        <w:tc>
+          <w:tcPr>
+            <w:tcW w:type="dxa" w:w="1900"/>
+          </w:tcPr>
+          <w:p>
+            <w:pPr>
+              <w:spacing w:before="100" w:after="100"/>
+            </w:pPr>
+            <w:r>
+              <w:rPr>
+                <w:b w:val="0"/>
+                <w:sz w:val="18"/>
+              </w:rPr>
+              <w:t xml:space="preserve">12% (2030)</w:t>
+            </w:r>
+          </w:p>
+        </w:tc>
+        <w:tc>
+          <w:tcPr>
+            <w:tcW w:type="dxa" w:w="2392"/>
+          </w:tcPr>
+          <w:p>
+            <w:pPr>
+              <w:spacing w:before="100" w:after="100"/>
+            </w:pPr>
+            <w:r>
+              <w:rPr>
+                <w:b w:val="0"/>
+                <w:sz w:val="18"/>
+              </w:rPr>
+              <w:t xml:space="preserve">% land area</w:t>
+            </w:r>
+          </w:p>
+        </w:tc>
+      </w:tr>
+      <w:tr>
+        <w:trPr>
+          <w:cantSplit/>
+        </w:trPr>
+        <w:tc>
+          <w:tcPr>
+            <w:tcW w:type="dxa" w:w="3700"/>
+          </w:tcPr>
+          <w:p>
+            <w:pPr>
+              <w:spacing w:before="100" w:after="100"/>
+            </w:pPr>
+            <w:r>
+              <w:rPr>
+                <w:b w:val="0"/>
+                <w:sz w:val="18"/>
+              </w:rPr>
+              <w:t xml:space="preserve">Population with electricity access</w:t>
+            </w:r>
+          </w:p>
+        </w:tc>
+        <w:tc>
+          <w:tcPr>
+            <w:tcW w:type="dxa" w:w="1900"/>
+          </w:tcPr>
+          <w:p>
+            <w:pPr>
+              <w:spacing w:before="100" w:after="100"/>
+            </w:pPr>
+            <w:r>
+              <w:rPr>
+                <w:b w:val="0"/>
+                <w:sz w:val="18"/>
+              </w:rPr>
+              <w:t xml:space="preserve">24% (2020)</w:t>
+            </w:r>
+          </w:p>
+        </w:tc>
+        <w:tc>
+          <w:tcPr>
+            <w:tcW w:type="dxa" w:w="1900"/>
+          </w:tcPr>
+          <w:p>
+            <w:pPr>
+              <w:spacing w:before="100" w:after="100"/>
+            </w:pPr>
+            <w:r>
+              <w:rPr>
+                <w:b w:val="0"/>
+                <w:sz w:val="18"/>
+              </w:rPr>
+              <w:t xml:space="preserve">75% (2030)</w:t>
+            </w:r>
+          </w:p>
+        </w:tc>
+        <w:tc>
+          <w:tcPr>
+            <w:tcW w:type="dxa" w:w="2392"/>
+          </w:tcPr>
+          <w:p>
+            <w:pPr>
+              <w:spacing w:before="100" w:after="100"/>
+            </w:pPr>
+            <w:r>
+              <w:rPr>
+                <w:b w:val="0"/>
+                <w:sz w:val="18"/>
+              </w:rPr>
+              <w:t xml:space="preserve">% electricity access</w:t>
+            </w:r>
+          </w:p>
+        </w:tc>
+      </w:tr>
+    </w:tbl>
+    <w:p>
+      <w:r>
+        <w:rPr>
+          <w:b/>
+        </w:rPr>
+        <w:t xml:space="preserve">Reading note: </w:t>
+      </w:r>
+      <w:r>
+        <w:rPr/>
+        <w:t>Climate TRACE sectors do not map one-to-one to these NDC sectors. For example, the NDC energy target excludes transport, and AFOLU combines Climate TRACE’s agriculture and forestry. The synthetic comparison on the following pages measures differences between two datasets; it is not progress against these targets.</w:t>
       </w:r>
     </w:p>
     <w:p>
@@ -134,6 +1455,22 @@
     </w:p>
     <w:p>
       <w:r>
+        <w:rPr>
+          <w:b/>
+          <w:sz w:val="18"/>
+        </w:rPr>
+        <w:t>SYNTHETIC DEMONSTRATION DATA</w:t>
+      </w:r>
+      <w:r>
+        <w:rPr>
+          <w:sz w:val="18"/>
+        </w:rPr>
+        <w:t xml:space="preserve"> – not official government figures.</w:t>
+      </w:r>
+    </w:p>
+    <w:p>
+      <w:r>
+        <w:rPr/>
         <w:t>Is the synthetic total higher or lower, and does the difference change over time?</w:t>
       </w:r>
     </w:p>
@@ -145,6 +1482,7 @@
         <w:t xml:space="preserve">Selection: </w:t>
       </w:r>
       <w:r>
+        <w:rPr/>
         <w:t>Uganda • All sectors • 2021–2025</w:t>
       </w:r>
     </w:p>
@@ -156,11 +1494,13 @@
         <w:t xml:space="preserve">Proposed view: </w:t>
       </w:r>
       <w:r>
+        <w:rPr/>
         <w:t>Two annual lines, the selected-year totals, and the synthetic value as a percentage of Climate TRACE.</w:t>
       </w:r>
     </w:p>
     <w:p>
       <w:r>
+        <w:rPr/>
         <w:t>Amounts in million tonnes CO₂-equivalent.</w:t>
       </w:r>
     </w:p>
@@ -197,7 +1537,7 @@
                 <w:b/>
                 <w:sz w:val="18"/>
               </w:rPr>
-              <w:t>Dataset / comparison</w:t>
+              <w:t xml:space="preserve">Dataset / comparison</w:t>
             </w:r>
           </w:p>
         </w:tc>
@@ -215,7 +1555,7 @@
                 <w:b/>
                 <w:sz w:val="18"/>
               </w:rPr>
-              <w:t>2021</w:t>
+              <w:t xml:space="preserve">2021</w:t>
             </w:r>
           </w:p>
         </w:tc>
@@ -233,7 +1573,7 @@
                 <w:b/>
                 <w:sz w:val="18"/>
               </w:rPr>
-              <w:t>2022</w:t>
+              <w:t xml:space="preserve">2022</w:t>
             </w:r>
           </w:p>
         </w:tc>
@@ -251,7 +1591,7 @@
                 <w:b/>
                 <w:sz w:val="18"/>
               </w:rPr>
-              <w:t>2023</w:t>
+              <w:t xml:space="preserve">2023</w:t>
             </w:r>
           </w:p>
         </w:tc>
@@ -269,7 +1609,7 @@
                 <w:b/>
                 <w:sz w:val="18"/>
               </w:rPr>
-              <w:t>2024</w:t>
+              <w:t xml:space="preserve">2024</w:t>
             </w:r>
           </w:p>
         </w:tc>
@@ -287,7 +1627,7 @@
                 <w:b/>
                 <w:sz w:val="18"/>
               </w:rPr>
-              <w:t>2025</w:t>
+              <w:t xml:space="preserve">2025</w:t>
             </w:r>
           </w:p>
         </w:tc>
@@ -309,7 +1649,7 @@
                 <w:b w:val="0"/>
                 <w:sz w:val="18"/>
               </w:rPr>
-              <w:t>Climate TRACE</w:t>
+              <w:t xml:space="preserve">Climate TRACE</w:t>
             </w:r>
           </w:p>
         </w:tc>
@@ -326,7 +1666,7 @@
                 <w:b w:val="0"/>
                 <w:sz w:val="18"/>
               </w:rPr>
-              <w:t>15.09</w:t>
+              <w:t xml:space="preserve">15.09</w:t>
             </w:r>
           </w:p>
         </w:tc>
@@ -343,7 +1683,7 @@
                 <w:b w:val="0"/>
                 <w:sz w:val="18"/>
               </w:rPr>
-              <w:t>15.93</w:t>
+              <w:t xml:space="preserve">15.93</w:t>
             </w:r>
           </w:p>
         </w:tc>
@@ -360,7 +1700,7 @@
                 <w:b w:val="0"/>
                 <w:sz w:val="18"/>
               </w:rPr>
-              <w:t>16.85</w:t>
+              <w:t xml:space="preserve">16.85</w:t>
             </w:r>
           </w:p>
         </w:tc>
@@ -377,7 +1717,7 @@
                 <w:b w:val="0"/>
                 <w:sz w:val="18"/>
               </w:rPr>
-              <w:t>17.23</w:t>
+              <w:t xml:space="preserve">17.23</w:t>
             </w:r>
           </w:p>
         </w:tc>
@@ -394,7 +1734,7 @@
                 <w:b w:val="0"/>
                 <w:sz w:val="18"/>
               </w:rPr>
-              <w:t>17.58</w:t>
+              <w:t xml:space="preserve">17.58</w:t>
             </w:r>
           </w:p>
         </w:tc>
@@ -416,7 +1756,7 @@
                 <w:b w:val="0"/>
                 <w:sz w:val="18"/>
               </w:rPr>
-              <w:t>Synthetic</w:t>
+              <w:t xml:space="preserve">Synthetic</w:t>
             </w:r>
           </w:p>
         </w:tc>
@@ -433,7 +1773,7 @@
                 <w:b w:val="0"/>
                 <w:sz w:val="18"/>
               </w:rPr>
-              <w:t>18.43</w:t>
+              <w:t xml:space="preserve">18.43</w:t>
             </w:r>
           </w:p>
         </w:tc>
@@ -450,7 +1790,7 @@
                 <w:b w:val="0"/>
                 <w:sz w:val="18"/>
               </w:rPr>
-              <w:t>19.30</w:t>
+              <w:t xml:space="preserve">19.30</w:t>
             </w:r>
           </w:p>
         </w:tc>
@@ -467,7 +1807,7 @@
                 <w:b w:val="0"/>
                 <w:sz w:val="18"/>
               </w:rPr>
-              <w:t>20.28</w:t>
+              <w:t xml:space="preserve">20.28</w:t>
             </w:r>
           </w:p>
         </w:tc>
@@ -484,7 +1824,7 @@
                 <w:b w:val="0"/>
                 <w:sz w:val="18"/>
               </w:rPr>
-              <w:t>20.75</w:t>
+              <w:t xml:space="preserve">20.75</w:t>
             </w:r>
           </w:p>
         </w:tc>
@@ -501,7 +1841,7 @@
                 <w:b w:val="0"/>
                 <w:sz w:val="18"/>
               </w:rPr>
-              <w:t>21.08</w:t>
+              <w:t xml:space="preserve">21.08</w:t>
             </w:r>
           </w:p>
         </w:tc>
@@ -523,7 +1863,7 @@
                 <w:b w:val="0"/>
                 <w:sz w:val="18"/>
               </w:rPr>
-              <w:t>Synthetic (% of TRACE)</w:t>
+              <w:t xml:space="preserve">Synthetic (% of TRACE)</w:t>
             </w:r>
           </w:p>
         </w:tc>
@@ -540,7 +1880,7 @@
                 <w:b w:val="0"/>
                 <w:sz w:val="18"/>
               </w:rPr>
-              <w:t>122.2%</w:t>
+              <w:t xml:space="preserve">122.2%</w:t>
             </w:r>
           </w:p>
         </w:tc>
@@ -557,7 +1897,7 @@
                 <w:b w:val="0"/>
                 <w:sz w:val="18"/>
               </w:rPr>
-              <w:t>121.1%</w:t>
+              <w:t xml:space="preserve">121.1%</w:t>
             </w:r>
           </w:p>
         </w:tc>
@@ -574,7 +1914,7 @@
                 <w:b w:val="0"/>
                 <w:sz w:val="18"/>
               </w:rPr>
-              <w:t>120.3%</w:t>
+              <w:t xml:space="preserve">120.3%</w:t>
             </w:r>
           </w:p>
         </w:tc>
@@ -591,7 +1931,7 @@
                 <w:b w:val="0"/>
                 <w:sz w:val="18"/>
               </w:rPr>
-              <w:t>120.4%</w:t>
+              <w:t xml:space="preserve">120.4%</w:t>
             </w:r>
           </w:p>
         </w:tc>
@@ -608,7 +1948,7 @@
                 <w:b w:val="0"/>
                 <w:sz w:val="18"/>
               </w:rPr>
-              <w:t>119.9%</w:t>
+              <w:t xml:space="preserve">119.9%</w:t>
             </w:r>
           </w:p>
         </w:tc>
@@ -622,6 +1962,7 @@
         <w:t xml:space="preserve">Finding: </w:t>
       </w:r>
       <w:r>
+        <w:rPr/>
         <w:t>The synthetic total is 22.2% higher in 2021 and 19.9% higher in 2025. Both totals rise, while the percentage difference narrows.</w:t>
       </w:r>
     </w:p>
@@ -638,7 +1979,14 @@
         <w:pStyle w:val="ListBullet"/>
       </w:pPr>
       <w:r>
-        <w:t>Broader coverage: one dataset may include activities or locations missing from the other.</w:t>
+        <w:rPr>
+          <w:b/>
+        </w:rPr>
+        <w:t xml:space="preserve">Broader coverage: </w:t>
+      </w:r>
+      <w:r>
+        <w:rPr/>
+        <w:t>one dataset may include activities or locations missing from the other.</w:t>
       </w:r>
     </w:p>
     <w:p>
@@ -646,7 +1994,14 @@
         <w:pStyle w:val="ListBullet"/>
       </w:pPr>
       <w:r>
-        <w:t>Different estimates: the same activity may be assigned different fuel use or emissions per unit of fuel.</w:t>
+        <w:rPr>
+          <w:b/>
+        </w:rPr>
+        <w:t xml:space="preserve">Different estimates: </w:t>
+      </w:r>
+      <w:r>
+        <w:rPr/>
+        <w:t>the same activity may be assigned different fuel use or emissions per unit of fuel.</w:t>
       </w:r>
     </w:p>
     <w:p>
@@ -657,7 +2012,8 @@
         <w:t xml:space="preserve">Check: </w:t>
       </w:r>
       <w:r>
-        <w:t>Compare source lists first, then calculation assumptions for matching records. In the current files, the coverage matches; the difference comes from the created values.</w:t>
+        <w:rPr/>
+        <w:t>Compare source lists first, then calculation assumptions for matching records. In the current files, facilities found in only one file account for 50.6 thousand tonnes (synthetic only) and 0.5 thousand tonnes (Climate TRACE only) in 2025, so most of the national difference comes from the created national inputs.</w:t>
       </w:r>
     </w:p>
     <w:p>
@@ -668,7 +2024,8 @@
         <w:t xml:space="preserve">Reading note: </w:t>
       </w:r>
       <w:r>
-        <w:t>The national total subtracts negative values representing gases taken out of the air. A comparison of gases released alone would give a different result. These are sums of the supplied source files, not certified national inventories.</w:t>
+        <w:rPr/>
+        <w:t>The national total subtracts negative values representing gases taken out of the air. A comparison of gases released alone would give a different result. National totals are unchanged by the source-level variation.</w:t>
       </w:r>
     </w:p>
     <w:p>
@@ -679,6 +2036,7 @@
         <w:t xml:space="preserve">Meeting point: </w:t>
       </w:r>
       <w:r>
+        <w:rPr/>
         <w:t>The synthetic total remains higher throughout the period, but the relative difference decreases.</w:t>
       </w:r>
     </w:p>
@@ -697,6 +2055,22 @@
     </w:p>
     <w:p>
       <w:r>
+        <w:rPr>
+          <w:b/>
+          <w:sz w:val="18"/>
+        </w:rPr>
+        <w:t>SYNTHETIC DEMONSTRATION DATA</w:t>
+      </w:r>
+      <w:r>
+        <w:rPr>
+          <w:sz w:val="18"/>
+        </w:rPr>
+        <w:t xml:space="preserve"> – not official government figures.</w:t>
+      </w:r>
+    </w:p>
+    <w:p>
+      <w:r>
+        <w:rPr/>
         <w:t>Are synthetic values higher in every sector, or does the direction vary?</w:t>
       </w:r>
     </w:p>
@@ -708,6 +2082,7 @@
         <w:t xml:space="preserve">Selection: </w:t>
       </w:r>
       <w:r>
+        <w:rPr/>
         <w:t>Uganda • Compare sectors • 2021–2025</w:t>
       </w:r>
     </w:p>
@@ -719,11 +2094,13 @@
         <w:t xml:space="preserve">Proposed view: </w:t>
       </w:r>
       <w:r>
+        <w:rPr/>
         <w:t>Annual percentage comparisons against the 100% Climate TRACE reference, with an option to view differences in tonnes.</w:t>
       </w:r>
     </w:p>
     <w:p>
       <w:r>
+        <w:rPr/>
         <w:t>Synthetic values as a percentage of Climate TRACE. Above 100% is higher; below 100% is lower.</w:t>
       </w:r>
     </w:p>
@@ -760,7 +2137,7 @@
                 <w:b/>
                 <w:sz w:val="18"/>
               </w:rPr>
-              <w:t>Sector</w:t>
+              <w:t xml:space="preserve">Sector</w:t>
             </w:r>
           </w:p>
         </w:tc>
@@ -778,7 +2155,7 @@
                 <w:b/>
                 <w:sz w:val="18"/>
               </w:rPr>
-              <w:t>2021</w:t>
+              <w:t xml:space="preserve">2021</w:t>
             </w:r>
           </w:p>
         </w:tc>
@@ -796,7 +2173,7 @@
                 <w:b/>
                 <w:sz w:val="18"/>
               </w:rPr>
-              <w:t>2022</w:t>
+              <w:t xml:space="preserve">2022</w:t>
             </w:r>
           </w:p>
         </w:tc>
@@ -814,7 +2191,7 @@
                 <w:b/>
                 <w:sz w:val="18"/>
               </w:rPr>
-              <w:t>2023</w:t>
+              <w:t xml:space="preserve">2023</w:t>
             </w:r>
           </w:p>
         </w:tc>
@@ -832,7 +2209,7 @@
                 <w:b/>
                 <w:sz w:val="18"/>
               </w:rPr>
-              <w:t>2024</w:t>
+              <w:t xml:space="preserve">2024</w:t>
             </w:r>
           </w:p>
         </w:tc>
@@ -850,7 +2227,7 @@
                 <w:b/>
                 <w:sz w:val="18"/>
               </w:rPr>
-              <w:t>2025</w:t>
+              <w:t xml:space="preserve">2025</w:t>
             </w:r>
           </w:p>
         </w:tc>
@@ -872,7 +2249,7 @@
                 <w:b w:val="0"/>
                 <w:sz w:val="18"/>
               </w:rPr>
-              <w:t>Agriculture</w:t>
+              <w:t xml:space="preserve">Agriculture</w:t>
             </w:r>
           </w:p>
         </w:tc>
@@ -889,7 +2266,7 @@
                 <w:b w:val="0"/>
                 <w:sz w:val="18"/>
               </w:rPr>
-              <w:t>107.1%</w:t>
+              <w:t xml:space="preserve">107.1%</w:t>
             </w:r>
           </w:p>
         </w:tc>
@@ -906,7 +2283,7 @@
                 <w:b w:val="0"/>
                 <w:sz w:val="18"/>
               </w:rPr>
-              <w:t>106.9%</w:t>
+              <w:t xml:space="preserve">106.9%</w:t>
             </w:r>
           </w:p>
         </w:tc>
@@ -923,7 +2300,7 @@
                 <w:b w:val="0"/>
                 <w:sz w:val="18"/>
               </w:rPr>
-              <w:t>106.8%</w:t>
+              <w:t xml:space="preserve">106.8%</w:t>
             </w:r>
           </w:p>
         </w:tc>
@@ -940,7 +2317,7 @@
                 <w:b w:val="0"/>
                 <w:sz w:val="18"/>
               </w:rPr>
-              <w:t>106.7%</w:t>
+              <w:t xml:space="preserve">106.7%</w:t>
             </w:r>
           </w:p>
         </w:tc>
@@ -957,7 +2334,7 @@
                 <w:b w:val="0"/>
                 <w:sz w:val="18"/>
               </w:rPr>
-              <w:t>106.6%</w:t>
+              <w:t xml:space="preserve">106.6%</w:t>
             </w:r>
           </w:p>
         </w:tc>
@@ -979,7 +2356,7 @@
                 <w:b w:val="0"/>
                 <w:sz w:val="18"/>
               </w:rPr>
-              <w:t>Manufacturing</w:t>
+              <w:t xml:space="preserve">Manufacturing</w:t>
             </w:r>
           </w:p>
         </w:tc>
@@ -996,7 +2373,7 @@
                 <w:b w:val="0"/>
                 <w:sz w:val="18"/>
               </w:rPr>
-              <w:t>104.2%</w:t>
+              <w:t xml:space="preserve">104.2%</w:t>
             </w:r>
           </w:p>
         </w:tc>
@@ -1013,7 +2390,7 @@
                 <w:b w:val="0"/>
                 <w:sz w:val="18"/>
               </w:rPr>
-              <w:t>104.5%</w:t>
+              <w:t xml:space="preserve">104.5%</w:t>
             </w:r>
           </w:p>
         </w:tc>
@@ -1030,7 +2407,7 @@
                 <w:b w:val="0"/>
                 <w:sz w:val="18"/>
               </w:rPr>
-              <w:t>105.4%</w:t>
+              <w:t xml:space="preserve">105.4%</w:t>
             </w:r>
           </w:p>
         </w:tc>
@@ -1047,7 +2424,7 @@
                 <w:b w:val="0"/>
                 <w:sz w:val="18"/>
               </w:rPr>
-              <w:t>106.3%</w:t>
+              <w:t xml:space="preserve">106.3%</w:t>
             </w:r>
           </w:p>
         </w:tc>
@@ -1064,7 +2441,7 @@
                 <w:b w:val="0"/>
                 <w:sz w:val="18"/>
               </w:rPr>
-              <w:t>107.1%</w:t>
+              <w:t xml:space="preserve">107.1%</w:t>
             </w:r>
           </w:p>
         </w:tc>
@@ -1086,7 +2463,7 @@
                 <w:b w:val="0"/>
                 <w:sz w:val="18"/>
               </w:rPr>
-              <w:t>Electricity generation</w:t>
+              <w:t xml:space="preserve">Electricity generation</w:t>
             </w:r>
           </w:p>
         </w:tc>
@@ -1103,7 +2480,7 @@
                 <w:b w:val="0"/>
                 <w:sz w:val="18"/>
               </w:rPr>
-              <w:t>94.0%</w:t>
+              <w:t xml:space="preserve">94.0%</w:t>
             </w:r>
           </w:p>
         </w:tc>
@@ -1120,7 +2497,7 @@
                 <w:b w:val="0"/>
                 <w:sz w:val="18"/>
               </w:rPr>
-              <w:t>95.5%</w:t>
+              <w:t xml:space="preserve">95.5%</w:t>
             </w:r>
           </w:p>
         </w:tc>
@@ -1137,7 +2514,7 @@
                 <w:b w:val="0"/>
                 <w:sz w:val="18"/>
               </w:rPr>
-              <w:t>96.8%</w:t>
+              <w:t xml:space="preserve">96.8%</w:t>
             </w:r>
           </w:p>
         </w:tc>
@@ -1154,7 +2531,7 @@
                 <w:b w:val="0"/>
                 <w:sz w:val="18"/>
               </w:rPr>
-              <w:t>97.9%</w:t>
+              <w:t xml:space="preserve">97.9%</w:t>
             </w:r>
           </w:p>
         </w:tc>
@@ -1171,7 +2548,7 @@
                 <w:b w:val="0"/>
                 <w:sz w:val="18"/>
               </w:rPr>
-              <w:t>98.3%</w:t>
+              <w:t xml:space="preserve">98.3%</w:t>
             </w:r>
           </w:p>
         </w:tc>
@@ -1193,7 +2570,7 @@
                 <w:b w:val="0"/>
                 <w:sz w:val="18"/>
               </w:rPr>
-              <w:t>Transport</w:t>
+              <w:t xml:space="preserve">Transport</w:t>
             </w:r>
           </w:p>
         </w:tc>
@@ -1210,7 +2587,7 @@
                 <w:b w:val="0"/>
                 <w:sz w:val="18"/>
               </w:rPr>
-              <w:t>105.4%</w:t>
+              <w:t xml:space="preserve">105.4%</w:t>
             </w:r>
           </w:p>
         </w:tc>
@@ -1227,7 +2604,7 @@
                 <w:b w:val="0"/>
                 <w:sz w:val="18"/>
               </w:rPr>
-              <w:t>105.0%</w:t>
+              <w:t xml:space="preserve">105.0%</w:t>
             </w:r>
           </w:p>
         </w:tc>
@@ -1244,7 +2621,7 @@
                 <w:b w:val="0"/>
                 <w:sz w:val="18"/>
               </w:rPr>
-              <w:t>104.8%</w:t>
+              <w:t xml:space="preserve">104.8%</w:t>
             </w:r>
           </w:p>
         </w:tc>
@@ -1261,7 +2638,7 @@
                 <w:b w:val="0"/>
                 <w:sz w:val="18"/>
               </w:rPr>
-              <w:t>104.5%</w:t>
+              <w:t xml:space="preserve">104.5%</w:t>
             </w:r>
           </w:p>
         </w:tc>
@@ -1278,7 +2655,7 @@
                 <w:b w:val="0"/>
                 <w:sz w:val="18"/>
               </w:rPr>
-              <w:t>104.4%</w:t>
+              <w:t xml:space="preserve">104.4%</w:t>
             </w:r>
           </w:p>
         </w:tc>
@@ -1300,7 +2677,7 @@
                 <w:b w:val="0"/>
                 <w:sz w:val="18"/>
               </w:rPr>
-              <w:t>Waste</w:t>
+              <w:t xml:space="preserve">Waste</w:t>
             </w:r>
           </w:p>
         </w:tc>
@@ -1317,7 +2694,7 @@
                 <w:b w:val="0"/>
                 <w:sz w:val="18"/>
               </w:rPr>
-              <w:t>107.7%</w:t>
+              <w:t xml:space="preserve">107.7%</w:t>
             </w:r>
           </w:p>
         </w:tc>
@@ -1334,7 +2711,7 @@
                 <w:b w:val="0"/>
                 <w:sz w:val="18"/>
               </w:rPr>
-              <w:t>107.6%</w:t>
+              <w:t xml:space="preserve">107.6%</w:t>
             </w:r>
           </w:p>
         </w:tc>
@@ -1351,7 +2728,7 @@
                 <w:b w:val="0"/>
                 <w:sz w:val="18"/>
               </w:rPr>
-              <w:t>107.5%</w:t>
+              <w:t xml:space="preserve">107.5%</w:t>
             </w:r>
           </w:p>
         </w:tc>
@@ -1368,7 +2745,7 @@
                 <w:b w:val="0"/>
                 <w:sz w:val="18"/>
               </w:rPr>
-              <w:t>107.4%</w:t>
+              <w:t xml:space="preserve">107.4%</w:t>
             </w:r>
           </w:p>
         </w:tc>
@@ -1385,7 +2762,7 @@
                 <w:b w:val="0"/>
                 <w:sz w:val="18"/>
               </w:rPr>
-              <w:t>107.3%</w:t>
+              <w:t xml:space="preserve">107.3%</w:t>
             </w:r>
           </w:p>
         </w:tc>
@@ -1399,7 +2776,8 @@
         <w:t xml:space="preserve">Finding: </w:t>
       </w:r>
       <w:r>
-        <w:t>In 2025, synthetic waste values are 107.3% of Climate TRACE; electricity-generation values are 98.3%. The difference is not a uniform increase across sectors.</w:t>
+        <w:rPr/>
+        <w:t>In 2025, synthetic waste values are 107.3% of Climate TRACE; electricity generation values are 98.3%. The difference is not a uniform increase across sectors.</w:t>
       </w:r>
     </w:p>
     <w:p>
@@ -1415,7 +2793,14 @@
         <w:pStyle w:val="ListBullet"/>
       </w:pPr>
       <w:r>
-        <w:t>Different inputs: reporting and estimation approaches may capture activities differently across sectors.</w:t>
+        <w:rPr>
+          <w:b/>
+        </w:rPr>
+        <w:t xml:space="preserve">Different inputs: </w:t>
+      </w:r>
+      <w:r>
+        <w:rPr/>
+        <w:t>reporting and estimation approaches may capture activities differently across sectors.</w:t>
       </w:r>
     </w:p>
     <w:p>
@@ -1423,7 +2808,14 @@
         <w:pStyle w:val="ListBullet"/>
       </w:pPr>
       <w:r>
-        <w:t>Different grouping: an activity may be placed in one sector in one dataset and another sector in the other.</w:t>
+        <w:rPr>
+          <w:b/>
+        </w:rPr>
+        <w:t xml:space="preserve">Different grouping: </w:t>
+      </w:r>
+      <w:r>
+        <w:rPr/>
+        <w:t>an activity may be placed in one sector in one dataset and another sector in the other.</w:t>
       </w:r>
     </w:p>
     <w:p>
@@ -1434,6 +2826,7 @@
         <w:t xml:space="preserve">Check: </w:t>
       </w:r>
       <w:r>
+        <w:rPr/>
         <w:t>Align sector definitions, years and source lists. The current files use matching classifications; their sector differences are created comparison scenarios.</w:t>
       </w:r>
     </w:p>
@@ -1445,6 +2838,7 @@
         <w:t xml:space="preserve">Meeting point: </w:t>
       </w:r>
       <w:r>
+        <w:rPr/>
         <w:t>The size and direction of the difference depend on the selected activity. Show both percentages and tonnes before deciding what to investigate.</w:t>
       </w:r>
     </w:p>
@@ -1463,7 +2857,23 @@
     </w:p>
     <w:p>
       <w:r>
-        <w:t>For waste, is the difference the same in Wakiso and Kampala?</w:t>
+        <w:rPr>
+          <w:b/>
+          <w:sz w:val="18"/>
+        </w:rPr>
+        <w:t>SYNTHETIC DEMONSTRATION DATA</w:t>
+      </w:r>
+      <w:r>
+        <w:rPr>
+          <w:sz w:val="18"/>
+        </w:rPr>
+        <w:t xml:space="preserve"> – not official government figures.</w:t>
+      </w:r>
+    </w:p>
+    <w:p>
+      <w:r>
+        <w:rPr/>
+        <w:t>For waste, is the difference the same in every district?</w:t>
       </w:r>
     </w:p>
     <w:p>
@@ -1474,7 +2884,8 @@
         <w:t xml:space="preserve">Selection: </w:t>
       </w:r>
       <w:r>
-        <w:t>Waste • Wakiso and Kampala • 2021–2025</w:t>
+        <w:rPr/>
+        <w:t>Waste • Wakiso, Kampala, Mukono, Kasese • 2021–2025</w:t>
       </w:r>
     </w:p>
     <w:p>
@@ -1485,11 +2896,13 @@
         <w:t xml:space="preserve">Proposed view: </w:t>
       </w:r>
       <w:r>
-        <w:t>The two datasets for each district, with annual percentage comparisons and a breakdown by type of waste.</w:t>
+        <w:rPr/>
+        <w:t>A map of Uganda with each district shaded by the synthetic value as a percentage of Climate TRACE; selecting a district shows its two annual lines and a breakdown by type of waste. The tile grid in the current mock-ups is a placeholder for this map.</w:t>
       </w:r>
     </w:p>
     <w:p>
       <w:r>
+        <w:rPr/>
         <w:t>Synthetic waste values as a percentage of Climate TRACE.</w:t>
       </w:r>
     </w:p>
@@ -1526,7 +2939,7 @@
                 <w:b/>
                 <w:sz w:val="18"/>
               </w:rPr>
-              <w:t>District</w:t>
+              <w:t xml:space="preserve">District</w:t>
             </w:r>
           </w:p>
         </w:tc>
@@ -1544,7 +2957,7 @@
                 <w:b/>
                 <w:sz w:val="18"/>
               </w:rPr>
-              <w:t>2021</w:t>
+              <w:t xml:space="preserve">2021</w:t>
             </w:r>
           </w:p>
         </w:tc>
@@ -1562,7 +2975,7 @@
                 <w:b/>
                 <w:sz w:val="18"/>
               </w:rPr>
-              <w:t>2022</w:t>
+              <w:t xml:space="preserve">2022</w:t>
             </w:r>
           </w:p>
         </w:tc>
@@ -1580,7 +2993,7 @@
                 <w:b/>
                 <w:sz w:val="18"/>
               </w:rPr>
-              <w:t>2023</w:t>
+              <w:t xml:space="preserve">2023</w:t>
             </w:r>
           </w:p>
         </w:tc>
@@ -1598,7 +3011,7 @@
                 <w:b/>
                 <w:sz w:val="18"/>
               </w:rPr>
-              <w:t>2024</w:t>
+              <w:t xml:space="preserve">2024</w:t>
             </w:r>
           </w:p>
         </w:tc>
@@ -1616,7 +3029,7 @@
                 <w:b/>
                 <w:sz w:val="18"/>
               </w:rPr>
-              <w:t>2025</w:t>
+              <w:t xml:space="preserve">2025</w:t>
             </w:r>
           </w:p>
         </w:tc>
@@ -1638,7 +3051,7 @@
                 <w:b w:val="0"/>
                 <w:sz w:val="18"/>
               </w:rPr>
-              <w:t>Wakiso</w:t>
+              <w:t xml:space="preserve">Wakiso</w:t>
             </w:r>
           </w:p>
         </w:tc>
@@ -1655,7 +3068,7 @@
                 <w:b w:val="0"/>
                 <w:sz w:val="18"/>
               </w:rPr>
-              <w:t>109.9%</w:t>
+              <w:t xml:space="preserve">107.6%</w:t>
             </w:r>
           </w:p>
         </w:tc>
@@ -1672,7 +3085,7 @@
                 <w:b w:val="0"/>
                 <w:sz w:val="18"/>
               </w:rPr>
-              <w:t>109.9%</w:t>
+              <w:t xml:space="preserve">107.5%</w:t>
             </w:r>
           </w:p>
         </w:tc>
@@ -1689,7 +3102,7 @@
                 <w:b w:val="0"/>
                 <w:sz w:val="18"/>
               </w:rPr>
-              <w:t>109.9%</w:t>
+              <w:t xml:space="preserve">107.4%</w:t>
             </w:r>
           </w:p>
         </w:tc>
@@ -1706,7 +3119,7 @@
                 <w:b w:val="0"/>
                 <w:sz w:val="18"/>
               </w:rPr>
-              <w:t>109.8%</w:t>
+              <w:t xml:space="preserve">107.2%</w:t>
             </w:r>
           </w:p>
         </w:tc>
@@ -1723,7 +3136,7 @@
                 <w:b w:val="0"/>
                 <w:sz w:val="18"/>
               </w:rPr>
-              <w:t>109.9%</w:t>
+              <w:t xml:space="preserve">107.1%</w:t>
             </w:r>
           </w:p>
         </w:tc>
@@ -1745,7 +3158,7 @@
                 <w:b w:val="0"/>
                 <w:sz w:val="18"/>
               </w:rPr>
-              <w:t>Kampala</w:t>
+              <w:t xml:space="preserve">Kampala</w:t>
             </w:r>
           </w:p>
         </w:tc>
@@ -1762,7 +3175,7 @@
                 <w:b w:val="0"/>
                 <w:sz w:val="18"/>
               </w:rPr>
-              <w:t>107.3%</w:t>
+              <w:t xml:space="preserve">103.9%</w:t>
             </w:r>
           </w:p>
         </w:tc>
@@ -1779,7 +3192,7 @@
                 <w:b w:val="0"/>
                 <w:sz w:val="18"/>
               </w:rPr>
-              <w:t>107.2%</w:t>
+              <w:t xml:space="preserve">103.9%</w:t>
             </w:r>
           </w:p>
         </w:tc>
@@ -1796,7 +3209,7 @@
                 <w:b w:val="0"/>
                 <w:sz w:val="18"/>
               </w:rPr>
-              <w:t>107.1%</w:t>
+              <w:t xml:space="preserve">103.8%</w:t>
             </w:r>
           </w:p>
         </w:tc>
@@ -1813,7 +3226,7 @@
                 <w:b w:val="0"/>
                 <w:sz w:val="18"/>
               </w:rPr>
-              <w:t>107.0%</w:t>
+              <w:t xml:space="preserve">103.8%</w:t>
             </w:r>
           </w:p>
         </w:tc>
@@ -1830,7 +3243,221 @@
                 <w:b w:val="0"/>
                 <w:sz w:val="18"/>
               </w:rPr>
-              <w:t>107.0%</w:t>
+              <w:t xml:space="preserve">103.7%</w:t>
+            </w:r>
+          </w:p>
+        </w:tc>
+      </w:tr>
+      <w:tr>
+        <w:trPr>
+          <w:cantSplit/>
+        </w:trPr>
+        <w:tc>
+          <w:tcPr>
+            <w:tcW w:type="dxa" w:w="2952"/>
+          </w:tcPr>
+          <w:p>
+            <w:pPr>
+              <w:spacing w:before="100" w:after="100"/>
+            </w:pPr>
+            <w:r>
+              <w:rPr>
+                <w:b w:val="0"/>
+                <w:sz w:val="18"/>
+              </w:rPr>
+              <w:t xml:space="preserve">Mukono</w:t>
+            </w:r>
+          </w:p>
+        </w:tc>
+        <w:tc>
+          <w:tcPr>
+            <w:tcW w:type="dxa" w:w="1388"/>
+          </w:tcPr>
+          <w:p>
+            <w:pPr>
+              <w:spacing w:before="100" w:after="100"/>
+            </w:pPr>
+            <w:r>
+              <w:rPr>
+                <w:b w:val="0"/>
+                <w:sz w:val="18"/>
+              </w:rPr>
+              <w:t xml:space="preserve">122.1%</w:t>
+            </w:r>
+          </w:p>
+        </w:tc>
+        <w:tc>
+          <w:tcPr>
+            <w:tcW w:type="dxa" w:w="1388"/>
+          </w:tcPr>
+          <w:p>
+            <w:pPr>
+              <w:spacing w:before="100" w:after="100"/>
+            </w:pPr>
+            <w:r>
+              <w:rPr>
+                <w:b w:val="0"/>
+                <w:sz w:val="18"/>
+              </w:rPr>
+              <w:t xml:space="preserve">122.0%</w:t>
+            </w:r>
+          </w:p>
+        </w:tc>
+        <w:tc>
+          <w:tcPr>
+            <w:tcW w:type="dxa" w:w="1388"/>
+          </w:tcPr>
+          <w:p>
+            <w:pPr>
+              <w:spacing w:before="100" w:after="100"/>
+            </w:pPr>
+            <w:r>
+              <w:rPr>
+                <w:b w:val="0"/>
+                <w:sz w:val="18"/>
+              </w:rPr>
+              <w:t xml:space="preserve">121.9%</w:t>
+            </w:r>
+          </w:p>
+        </w:tc>
+        <w:tc>
+          <w:tcPr>
+            <w:tcW w:type="dxa" w:w="1388"/>
+          </w:tcPr>
+          <w:p>
+            <w:pPr>
+              <w:spacing w:before="100" w:after="100"/>
+            </w:pPr>
+            <w:r>
+              <w:rPr>
+                <w:b w:val="0"/>
+                <w:sz w:val="18"/>
+              </w:rPr>
+              <w:t xml:space="preserve">121.9%</w:t>
+            </w:r>
+          </w:p>
+        </w:tc>
+        <w:tc>
+          <w:tcPr>
+            <w:tcW w:type="dxa" w:w="1388"/>
+          </w:tcPr>
+          <w:p>
+            <w:pPr>
+              <w:spacing w:before="100" w:after="100"/>
+            </w:pPr>
+            <w:r>
+              <w:rPr>
+                <w:b w:val="0"/>
+                <w:sz w:val="18"/>
+              </w:rPr>
+              <w:t xml:space="preserve">121.9%</w:t>
+            </w:r>
+          </w:p>
+        </w:tc>
+      </w:tr>
+      <w:tr>
+        <w:trPr>
+          <w:cantSplit/>
+        </w:trPr>
+        <w:tc>
+          <w:tcPr>
+            <w:tcW w:type="dxa" w:w="2952"/>
+          </w:tcPr>
+          <w:p>
+            <w:pPr>
+              <w:spacing w:before="100" w:after="100"/>
+            </w:pPr>
+            <w:r>
+              <w:rPr>
+                <w:b w:val="0"/>
+                <w:sz w:val="18"/>
+              </w:rPr>
+              <w:t xml:space="preserve">Kasese</w:t>
+            </w:r>
+          </w:p>
+        </w:tc>
+        <w:tc>
+          <w:tcPr>
+            <w:tcW w:type="dxa" w:w="1388"/>
+          </w:tcPr>
+          <w:p>
+            <w:pPr>
+              <w:spacing w:before="100" w:after="100"/>
+            </w:pPr>
+            <w:r>
+              <w:rPr>
+                <w:b w:val="0"/>
+                <w:sz w:val="18"/>
+              </w:rPr>
+              <w:t xml:space="preserve">99.9%</w:t>
+            </w:r>
+          </w:p>
+        </w:tc>
+        <w:tc>
+          <w:tcPr>
+            <w:tcW w:type="dxa" w:w="1388"/>
+          </w:tcPr>
+          <w:p>
+            <w:pPr>
+              <w:spacing w:before="100" w:after="100"/>
+            </w:pPr>
+            <w:r>
+              <w:rPr>
+                <w:b w:val="0"/>
+                <w:sz w:val="18"/>
+              </w:rPr>
+              <w:t xml:space="preserve">99.8%</w:t>
+            </w:r>
+          </w:p>
+        </w:tc>
+        <w:tc>
+          <w:tcPr>
+            <w:tcW w:type="dxa" w:w="1388"/>
+          </w:tcPr>
+          <w:p>
+            <w:pPr>
+              <w:spacing w:before="100" w:after="100"/>
+            </w:pPr>
+            <w:r>
+              <w:rPr>
+                <w:b w:val="0"/>
+                <w:sz w:val="18"/>
+              </w:rPr>
+              <w:t xml:space="preserve">99.7%</w:t>
+            </w:r>
+          </w:p>
+        </w:tc>
+        <w:tc>
+          <w:tcPr>
+            <w:tcW w:type="dxa" w:w="1388"/>
+          </w:tcPr>
+          <w:p>
+            <w:pPr>
+              <w:spacing w:before="100" w:after="100"/>
+            </w:pPr>
+            <w:r>
+              <w:rPr>
+                <w:b w:val="0"/>
+                <w:sz w:val="18"/>
+              </w:rPr>
+              <w:t xml:space="preserve">99.6%</w:t>
+            </w:r>
+          </w:p>
+        </w:tc>
+        <w:tc>
+          <w:tcPr>
+            <w:tcW w:type="dxa" w:w="1388"/>
+          </w:tcPr>
+          <w:p>
+            <w:pPr>
+              <w:spacing w:before="100" w:after="100"/>
+            </w:pPr>
+            <w:r>
+              <w:rPr>
+                <w:b w:val="0"/>
+                <w:sz w:val="18"/>
+              </w:rPr>
+              <w:t xml:space="preserve">99.6%</w:t>
             </w:r>
           </w:p>
         </w:tc>
@@ -1844,9 +3471,261 @@
         <w:t xml:space="preserve">Finding: </w:t>
       </w:r>
       <w:r>
-        <w:t>In 2025, the synthetic figure is 9.9% higher in Wakiso and 7.0% higher in Kampala. Wakiso’s totals are 247.8 thousand tonnes in Climate TRACE and 272.3 thousand tonnes in the synthetic file.</w:t>
+        <w:rPr/>
+        <w:t>In 2025, the synthetic figure is 7.1% higher in Wakiso and 3.7% higher in Kampala. Of these four districts, Mukono is furthest above Climate TRACE and Kasese is 0.4% lower. Across all 131 districts with waste records, 104 are higher and 27 lower, from 97.5% in Madi Okollo to 130.4% in Buikwe, whose total includes synthetic-only waste sites.</w:t>
       </w:r>
     </w:p>
+    <w:p>
+      <w:pPr>
+        <w:pStyle w:val="Heading2"/>
+      </w:pPr>
+      <w:r>
+        <w:t>Wakiso by type of waste, 2025</w:t>
+      </w:r>
+    </w:p>
+    <w:p>
+      <w:r>
+        <w:rPr/>
+        <w:t>Amounts in thousand tonnes CO₂-equivalent.</w:t>
+      </w:r>
+    </w:p>
+    <w:tbl>
+      <w:tblPr>
+        <w:tblW w:type="auto" w:w="0"/>
+        <w:tblLayout w:type="fixed"/>
+        <w:tblLook w:firstColumn="1" w:firstRow="1" w:lastColumn="0" w:lastRow="0" w:noHBand="0" w:noVBand="1" w:val="04A0"/>
+      </w:tblPr>
+      <w:tblGrid>
+        <w:gridCol w:w="3700"/>
+        <w:gridCol w:w="1800"/>
+        <w:gridCol w:w="2592"/>
+        <w:gridCol w:w="1800"/>
+      </w:tblGrid>
+      <w:tr>
+        <w:trPr>
+          <w:tblHeader/>
+          <w:cantSplit/>
+        </w:trPr>
+        <w:tc>
+          <w:tcPr>
+            <w:tcW w:type="dxa" w:w="3700"/>
+            <w:shd w:fill="E9EDF0"/>
+          </w:tcPr>
+          <w:p>
+            <w:pPr>
+              <w:spacing w:before="100" w:after="100"/>
+            </w:pPr>
+            <w:r>
+              <w:rPr>
+                <w:b/>
+                <w:sz w:val="18"/>
+              </w:rPr>
+              <w:t xml:space="preserve">Type of waste</w:t>
+            </w:r>
+          </w:p>
+        </w:tc>
+        <w:tc>
+          <w:tcPr>
+            <w:tcW w:type="dxa" w:w="1800"/>
+            <w:shd w:fill="E9EDF0"/>
+          </w:tcPr>
+          <w:p>
+            <w:pPr>
+              <w:spacing w:before="100" w:after="100"/>
+            </w:pPr>
+            <w:r>
+              <w:rPr>
+                <w:b/>
+                <w:sz w:val="18"/>
+              </w:rPr>
+              <w:t xml:space="preserve">TRACE</w:t>
+            </w:r>
+          </w:p>
+        </w:tc>
+        <w:tc>
+          <w:tcPr>
+            <w:tcW w:type="dxa" w:w="2592"/>
+            <w:shd w:fill="E9EDF0"/>
+          </w:tcPr>
+          <w:p>
+            <w:pPr>
+              <w:spacing w:before="100" w:after="100"/>
+            </w:pPr>
+            <w:r>
+              <w:rPr>
+                <w:b/>
+                <w:sz w:val="18"/>
+              </w:rPr>
+              <w:t xml:space="preserve">Synthetic</w:t>
+            </w:r>
+          </w:p>
+        </w:tc>
+        <w:tc>
+          <w:tcPr>
+            <w:tcW w:type="dxa" w:w="1800"/>
+            <w:shd w:fill="E9EDF0"/>
+          </w:tcPr>
+          <w:p>
+            <w:pPr>
+              <w:spacing w:before="100" w:after="100"/>
+            </w:pPr>
+            <w:r>
+              <w:rPr>
+                <w:b/>
+                <w:sz w:val="18"/>
+              </w:rPr>
+              <w:t xml:space="preserve">% of TRACE</w:t>
+            </w:r>
+          </w:p>
+        </w:tc>
+      </w:tr>
+      <w:tr>
+        <w:trPr>
+          <w:cantSplit/>
+        </w:trPr>
+        <w:tc>
+          <w:tcPr>
+            <w:tcW w:type="dxa" w:w="3700"/>
+          </w:tcPr>
+          <w:p>
+            <w:pPr>
+              <w:spacing w:before="100" w:after="100"/>
+            </w:pPr>
+            <w:r>
+              <w:rPr>
+                <w:b w:val="0"/>
+                <w:sz w:val="18"/>
+              </w:rPr>
+              <w:t xml:space="preserve">Domestic wastewater treatment and discharge</w:t>
+            </w:r>
+          </w:p>
+        </w:tc>
+        <w:tc>
+          <w:tcPr>
+            <w:tcW w:type="dxa" w:w="1800"/>
+          </w:tcPr>
+          <w:p>
+            <w:pPr>
+              <w:spacing w:before="100" w:after="100"/>
+            </w:pPr>
+            <w:r>
+              <w:rPr>
+                <w:b w:val="0"/>
+                <w:sz w:val="18"/>
+              </w:rPr>
+              <w:t xml:space="preserve">237.8</w:t>
+            </w:r>
+          </w:p>
+        </w:tc>
+        <w:tc>
+          <w:tcPr>
+            <w:tcW w:type="dxa" w:w="2592"/>
+          </w:tcPr>
+          <w:p>
+            <w:pPr>
+              <w:spacing w:before="100" w:after="100"/>
+            </w:pPr>
+            <w:r>
+              <w:rPr>
+                <w:b w:val="0"/>
+                <w:sz w:val="18"/>
+              </w:rPr>
+              <w:t xml:space="preserve">247.4</w:t>
+            </w:r>
+          </w:p>
+        </w:tc>
+        <w:tc>
+          <w:tcPr>
+            <w:tcW w:type="dxa" w:w="1800"/>
+          </w:tcPr>
+          <w:p>
+            <w:pPr>
+              <w:spacing w:before="100" w:after="100"/>
+            </w:pPr>
+            <w:r>
+              <w:rPr>
+                <w:b w:val="0"/>
+                <w:sz w:val="18"/>
+              </w:rPr>
+              <w:t xml:space="preserve">104.0%</w:t>
+            </w:r>
+          </w:p>
+        </w:tc>
+      </w:tr>
+      <w:tr>
+        <w:trPr>
+          <w:cantSplit/>
+        </w:trPr>
+        <w:tc>
+          <w:tcPr>
+            <w:tcW w:type="dxa" w:w="3700"/>
+          </w:tcPr>
+          <w:p>
+            <w:pPr>
+              <w:spacing w:before="100" w:after="100"/>
+            </w:pPr>
+            <w:r>
+              <w:rPr>
+                <w:b w:val="0"/>
+                <w:sz w:val="18"/>
+              </w:rPr>
+              <w:t xml:space="preserve">Solid waste disposal</w:t>
+            </w:r>
+          </w:p>
+        </w:tc>
+        <w:tc>
+          <w:tcPr>
+            <w:tcW w:type="dxa" w:w="1800"/>
+          </w:tcPr>
+          <w:p>
+            <w:pPr>
+              <w:spacing w:before="100" w:after="100"/>
+            </w:pPr>
+            <w:r>
+              <w:rPr>
+                <w:b w:val="0"/>
+                <w:sz w:val="18"/>
+              </w:rPr>
+              <w:t xml:space="preserve">10.0</w:t>
+            </w:r>
+          </w:p>
+        </w:tc>
+        <w:tc>
+          <w:tcPr>
+            <w:tcW w:type="dxa" w:w="2592"/>
+          </w:tcPr>
+          <w:p>
+            <w:pPr>
+              <w:spacing w:before="100" w:after="100"/>
+            </w:pPr>
+            <w:r>
+              <w:rPr>
+                <w:b w:val="0"/>
+                <w:sz w:val="18"/>
+              </w:rPr>
+              <w:t xml:space="preserve">18.1 (incl. 7.8 synthetic only)</w:t>
+            </w:r>
+          </w:p>
+        </w:tc>
+        <w:tc>
+          <w:tcPr>
+            <w:tcW w:type="dxa" w:w="1800"/>
+          </w:tcPr>
+          <w:p>
+            <w:pPr>
+              <w:spacing w:before="100" w:after="100"/>
+            </w:pPr>
+            <w:r>
+              <w:rPr>
+                <w:b w:val="0"/>
+                <w:sz w:val="18"/>
+              </w:rPr>
+              <w:t xml:space="preserve">180.7%</w:t>
+            </w:r>
+          </w:p>
+        </w:tc>
+      </w:tr>
+    </w:tbl>
     <w:p>
       <w:pPr>
         <w:pStyle w:val="Heading2"/>
@@ -1860,7 +3739,14 @@
         <w:pStyle w:val="ListBullet"/>
       </w:pPr>
       <w:r>
-        <w:t>Different activity mix: districts have different proportions of solid waste and wastewater. Their combined comparison can differ even when each activity uses the same national ratio.</w:t>
+        <w:rPr>
+          <w:b/>
+        </w:rPr>
+        <w:t xml:space="preserve">Different local estimates: </w:t>
+      </w:r>
+      <w:r>
+        <w:rPr/>
+        <w:t>each source can have its own activity or emissions estimate, so districts with different sources compare differently even within one activity.</w:t>
       </w:r>
     </w:p>
     <w:p>
@@ -1868,7 +3754,14 @@
         <w:pStyle w:val="ListBullet"/>
       </w:pPr>
       <w:r>
-        <w:t>Different location assignment: in a real comparison, boundary choices or missing sites may place different records in each district.</w:t>
+        <w:rPr>
+          <w:b/>
+        </w:rPr>
+        <w:t xml:space="preserve">Different coverage: </w:t>
+      </w:r>
+      <w:r>
+        <w:rPr/>
+        <w:t>sites present in only one file change a district’s total. Synthetic-only waste sites sit in Buikwe, Lira and Wakiso.</w:t>
       </w:r>
     </w:p>
     <w:p>
@@ -1879,7 +3772,8 @@
         <w:t xml:space="preserve">Check: </w:t>
       </w:r>
       <w:r>
-        <w:t>Compare waste types separately, then source locations and district boundaries. The current files share locations and district labels; the activity mix explains this calculated comparison.</w:t>
+        <w:rPr/>
+        <w:t>Compare waste types separately, then source lists, locations and district boundaries.</w:t>
       </w:r>
     </w:p>
     <w:p>
@@ -1890,7 +3784,8 @@
         <w:t xml:space="preserve">Reading note: </w:t>
       </w:r>
       <w:r>
-        <w:t>District figures are calculated allocations, not independent local measurements. Within the same specific activity and year, their percentage ratio repeats the national input ratio.</w:t>
+        <w:rPr/>
+        <w:t>District figures are engineered for the demonstration: national totals spread by Climate TRACE shares, then varied by a factor for each source and rescaled to the same national number. They are not independent local measurements.</w:t>
       </w:r>
     </w:p>
     <w:p>
@@ -1901,7 +3796,8 @@
         <w:t xml:space="preserve">Meeting point: </w:t>
       </w:r>
       <w:r>
-        <w:t>Break a district total into its activities before treating the difference as a local issue.</w:t>
+        <w:rPr/>
+        <w:t>Break a district total into its activities and sources before treating the difference as a local issue.</w:t>
       </w:r>
     </w:p>
     <w:p>
@@ -1919,6 +3815,22 @@
     </w:p>
     <w:p>
       <w:r>
+        <w:rPr>
+          <w:b/>
+          <w:sz w:val="18"/>
+        </w:rPr>
+        <w:t>SYNTHETIC DEMONSTRATION DATA</w:t>
+      </w:r>
+      <w:r>
+        <w:rPr>
+          <w:sz w:val="18"/>
+        </w:rPr>
+        <w:t xml:space="preserve"> – not official government figures.</w:t>
+      </w:r>
+    </w:p>
+    <w:p>
+      <w:r>
+        <w:rPr/>
         <w:t>Do the files contain the same locations, and which are present in only one file?</w:t>
       </w:r>
     </w:p>
@@ -1930,6 +3842,7 @@
         <w:t xml:space="preserve">Selection: </w:t>
       </w:r>
       <w:r>
+        <w:rPr/>
         <w:t>Facility comparison • Select year, district or activity</w:t>
       </w:r>
     </w:p>
@@ -1941,11 +3854,13 @@
         <w:t xml:space="preserve">Proposed view: </w:t>
       </w:r>
       <w:r>
-        <w:t>Counts and three lists: shared facilities, Climate TRACE only, and synthetic only.</w:t>
+        <w:rPr/>
+        <w:t>A map of Uganda with facility locations marked as shared, Climate TRACE only or synthetic only, with counts and the three lists beside it.</w:t>
       </w:r>
     </w:p>
     <w:p>
       <w:r>
+        <w:rPr/>
         <w:t>Current files, 2025. The same coverage is retained in every year.</w:t>
       </w:r>
     </w:p>
@@ -1956,9 +3871,9 @@
         <w:tblLook w:firstColumn="1" w:firstRow="1" w:lastColumn="0" w:lastRow="0" w:noHBand="0" w:noVBand="1" w:val="04A0"/>
       </w:tblPr>
       <w:tblGrid>
-        <w:gridCol w:w="5040"/>
-        <w:gridCol w:w="2426"/>
-        <w:gridCol w:w="2426"/>
+        <w:gridCol w:w="4000"/>
+        <w:gridCol w:w="2946"/>
+        <w:gridCol w:w="2946"/>
       </w:tblGrid>
       <w:tr>
         <w:trPr>
@@ -1967,7 +3882,7 @@
         </w:trPr>
         <w:tc>
           <w:tcPr>
-            <w:tcW w:type="dxa" w:w="5040"/>
+            <w:tcW w:type="dxa" w:w="4000"/>
             <w:shd w:fill="E9EDF0"/>
           </w:tcPr>
           <w:p>
@@ -1979,13 +3894,13 @@
                 <w:b/>
                 <w:sz w:val="18"/>
               </w:rPr>
-              <w:t>Coverage measure</w:t>
+              <w:t xml:space="preserve">Coverage measure</w:t>
             </w:r>
           </w:p>
         </w:tc>
         <w:tc>
           <w:tcPr>
-            <w:tcW w:type="dxa" w:w="2426"/>
+            <w:tcW w:type="dxa" w:w="2946"/>
             <w:shd w:fill="E9EDF0"/>
           </w:tcPr>
           <w:p>
@@ -1997,13 +3912,13 @@
                 <w:b/>
                 <w:sz w:val="18"/>
               </w:rPr>
-              <w:t>Climate TRACE</w:t>
+              <w:t xml:space="preserve">Climate TRACE</w:t>
             </w:r>
           </w:p>
         </w:tc>
         <w:tc>
           <w:tcPr>
-            <w:tcW w:type="dxa" w:w="2426"/>
+            <w:tcW w:type="dxa" w:w="2946"/>
             <w:shd w:fill="E9EDF0"/>
           </w:tcPr>
           <w:p>
@@ -2015,7 +3930,7 @@
                 <w:b/>
                 <w:sz w:val="18"/>
               </w:rPr>
-              <w:t>Synthetic</w:t>
+              <w:t xml:space="preserve">Synthetic</w:t>
             </w:r>
           </w:p>
         </w:tc>
@@ -2026,7 +3941,7 @@
         </w:trPr>
         <w:tc>
           <w:tcPr>
-            <w:tcW w:type="dxa" w:w="5040"/>
+            <w:tcW w:type="dxa" w:w="4000"/>
           </w:tcPr>
           <w:p>
             <w:pPr>
@@ -2037,13 +3952,13 @@
                 <w:b w:val="0"/>
                 <w:sz w:val="18"/>
               </w:rPr>
-              <w:t>Named facility locations</w:t>
+              <w:t xml:space="preserve">Named facility locations</w:t>
             </w:r>
           </w:p>
         </w:tc>
         <w:tc>
           <w:tcPr>
-            <w:tcW w:type="dxa" w:w="2426"/>
+            <w:tcW w:type="dxa" w:w="2946"/>
           </w:tcPr>
           <w:p>
             <w:pPr>
@@ -2054,13 +3969,13 @@
                 <w:b w:val="0"/>
                 <w:sz w:val="18"/>
               </w:rPr>
-              <w:t>44</w:t>
+              <w:t xml:space="preserve">44</w:t>
             </w:r>
           </w:p>
         </w:tc>
         <w:tc>
           <w:tcPr>
-            <w:tcW w:type="dxa" w:w="2426"/>
+            <w:tcW w:type="dxa" w:w="2946"/>
           </w:tcPr>
           <w:p>
             <w:pPr>
@@ -2071,7 +3986,7 @@
                 <w:b w:val="0"/>
                 <w:sz w:val="18"/>
               </w:rPr>
-              <w:t>44</w:t>
+              <w:t xml:space="preserve">53</w:t>
             </w:r>
           </w:p>
         </w:tc>
@@ -2082,7 +3997,7 @@
         </w:trPr>
         <w:tc>
           <w:tcPr>
-            <w:tcW w:type="dxa" w:w="5040"/>
+            <w:tcW w:type="dxa" w:w="4000"/>
           </w:tcPr>
           <w:p>
             <w:pPr>
@@ -2093,13 +4008,13 @@
                 <w:b w:val="0"/>
                 <w:sz w:val="18"/>
               </w:rPr>
-              <w:t>Point-source IDs</w:t>
+              <w:t xml:space="preserve">Point-source IDs</w:t>
             </w:r>
           </w:p>
         </w:tc>
         <w:tc>
           <w:tcPr>
-            <w:tcW w:type="dxa" w:w="2426"/>
+            <w:tcW w:type="dxa" w:w="2946"/>
           </w:tcPr>
           <w:p>
             <w:pPr>
@@ -2110,13 +4025,13 @@
                 <w:b w:val="0"/>
                 <w:sz w:val="18"/>
               </w:rPr>
-              <w:t>46</w:t>
+              <w:t xml:space="preserve">46</w:t>
             </w:r>
           </w:p>
         </w:tc>
         <w:tc>
           <w:tcPr>
-            <w:tcW w:type="dxa" w:w="2426"/>
+            <w:tcW w:type="dxa" w:w="2946"/>
           </w:tcPr>
           <w:p>
             <w:pPr>
@@ -2127,7 +4042,7 @@
                 <w:b w:val="0"/>
                 <w:sz w:val="18"/>
               </w:rPr>
-              <w:t>46</w:t>
+              <w:t xml:space="preserve">55</w:t>
             </w:r>
           </w:p>
         </w:tc>
@@ -2138,7 +4053,7 @@
         </w:trPr>
         <w:tc>
           <w:tcPr>
-            <w:tcW w:type="dxa" w:w="5040"/>
+            <w:tcW w:type="dxa" w:w="4000"/>
           </w:tcPr>
           <w:p>
             <w:pPr>
@@ -2149,13 +4064,13 @@
                 <w:b w:val="0"/>
                 <w:sz w:val="18"/>
               </w:rPr>
-              <w:t>Point-source IDs only in this file</w:t>
+              <w:t xml:space="preserve">Locations in both files</w:t>
             </w:r>
           </w:p>
         </w:tc>
         <w:tc>
           <w:tcPr>
-            <w:tcW w:type="dxa" w:w="2426"/>
+            <w:tcW w:type="dxa" w:w="2946"/>
           </w:tcPr>
           <w:p>
             <w:pPr>
@@ -2166,13 +4081,13 @@
                 <w:b w:val="0"/>
                 <w:sz w:val="18"/>
               </w:rPr>
-              <w:t>0</w:t>
+              <w:t xml:space="preserve">42</w:t>
             </w:r>
           </w:p>
         </w:tc>
         <w:tc>
           <w:tcPr>
-            <w:tcW w:type="dxa" w:w="2426"/>
+            <w:tcW w:type="dxa" w:w="2946"/>
           </w:tcPr>
           <w:p>
             <w:pPr>
@@ -2183,7 +4098,63 @@
                 <w:b w:val="0"/>
                 <w:sz w:val="18"/>
               </w:rPr>
-              <w:t>0</w:t>
+              <w:t xml:space="preserve">42</w:t>
+            </w:r>
+          </w:p>
+        </w:tc>
+      </w:tr>
+      <w:tr>
+        <w:trPr>
+          <w:cantSplit/>
+        </w:trPr>
+        <w:tc>
+          <w:tcPr>
+            <w:tcW w:type="dxa" w:w="4000"/>
+          </w:tcPr>
+          <w:p>
+            <w:pPr>
+              <w:spacing w:before="100" w:after="100"/>
+            </w:pPr>
+            <w:r>
+              <w:rPr>
+                <w:b w:val="0"/>
+                <w:sz w:val="18"/>
+              </w:rPr>
+              <w:t xml:space="preserve">Locations only in this file</w:t>
+            </w:r>
+          </w:p>
+        </w:tc>
+        <w:tc>
+          <w:tcPr>
+            <w:tcW w:type="dxa" w:w="2946"/>
+          </w:tcPr>
+          <w:p>
+            <w:pPr>
+              <w:spacing w:before="100" w:after="100"/>
+            </w:pPr>
+            <w:r>
+              <w:rPr>
+                <w:b w:val="0"/>
+                <w:sz w:val="18"/>
+              </w:rPr>
+              <w:t xml:space="preserve">2</w:t>
+            </w:r>
+          </w:p>
+        </w:tc>
+        <w:tc>
+          <w:tcPr>
+            <w:tcW w:type="dxa" w:w="2946"/>
+          </w:tcPr>
+          <w:p>
+            <w:pPr>
+              <w:spacing w:before="100" w:after="100"/>
+            </w:pPr>
+            <w:r>
+              <w:rPr>
+                <w:b w:val="0"/>
+                <w:sz w:val="18"/>
+              </w:rPr>
+              <w:t xml:space="preserve">11</w:t>
             </w:r>
           </w:p>
         </w:tc>
@@ -2197,7 +4168,8 @@
         <w:t xml:space="preserve">Finding: </w:t>
       </w:r>
       <w:r>
-        <w:t>Both files contain 44 name-and-location combinations and 46 point-source IDs. Some locations have more than one record. Area-wide records are excluded.</w:t>
+        <w:rPr/>
+        <w:t>Climate TRACE has 44 named locations and the synthetic file 53. 42 are shared. Kisoro Airport and Savannah Airstrip appear only in Climate TRACE; 11 clearly named synthetic facilities appear only in the synthetic file. Area-wide records, such as county-level agriculture, are excluded.</w:t>
       </w:r>
     </w:p>
     <w:p>
@@ -2205,12 +4177,481 @@
         <w:pStyle w:val="Heading2"/>
       </w:pPr>
       <w:r>
-        <w:t>Proposed example: 10 facilities versus 12</w:t>
+        <w:t>Coverage gap example: food processing in Jinja</w:t>
       </w:r>
     </w:p>
     <w:p>
       <w:r>
-        <w:t>Illustrative scenario; not present in the current files. Eight facilities are shared, two appear only in Climate TRACE and four only in the synthetic dataset. This produces totals of 10 and 12 facilities.</w:t>
+        <w:rPr/>
+        <w:t>Amounts in thousand tonnes CO₂-equivalent, 2025.</w:t>
+      </w:r>
+    </w:p>
+    <w:tbl>
+      <w:tblPr>
+        <w:tblW w:type="auto" w:w="0"/>
+        <w:tblLayout w:type="fixed"/>
+        <w:tblLook w:firstColumn="1" w:firstRow="1" w:lastColumn="0" w:lastRow="0" w:noHBand="0" w:noVBand="1" w:val="04A0"/>
+      </w:tblPr>
+      <w:tblGrid>
+        <w:gridCol w:w="4300"/>
+        <w:gridCol w:w="1600"/>
+        <w:gridCol w:w="1600"/>
+        <w:gridCol w:w="2392"/>
+      </w:tblGrid>
+      <w:tr>
+        <w:trPr>
+          <w:tblHeader/>
+          <w:cantSplit/>
+        </w:trPr>
+        <w:tc>
+          <w:tcPr>
+            <w:tcW w:type="dxa" w:w="4300"/>
+            <w:shd w:fill="E9EDF0"/>
+          </w:tcPr>
+          <w:p>
+            <w:pPr>
+              <w:spacing w:before="100" w:after="100"/>
+            </w:pPr>
+            <w:r>
+              <w:rPr>
+                <w:b/>
+                <w:sz w:val="18"/>
+              </w:rPr>
+              <w:t xml:space="preserve">Facility</w:t>
+            </w:r>
+          </w:p>
+        </w:tc>
+        <w:tc>
+          <w:tcPr>
+            <w:tcW w:type="dxa" w:w="1600"/>
+            <w:shd w:fill="E9EDF0"/>
+          </w:tcPr>
+          <w:p>
+            <w:pPr>
+              <w:spacing w:before="100" w:after="100"/>
+            </w:pPr>
+            <w:r>
+              <w:rPr>
+                <w:b/>
+                <w:sz w:val="18"/>
+              </w:rPr>
+              <w:t xml:space="preserve">TRACE</w:t>
+            </w:r>
+          </w:p>
+        </w:tc>
+        <w:tc>
+          <w:tcPr>
+            <w:tcW w:type="dxa" w:w="1600"/>
+            <w:shd w:fill="E9EDF0"/>
+          </w:tcPr>
+          <w:p>
+            <w:pPr>
+              <w:spacing w:before="100" w:after="100"/>
+            </w:pPr>
+            <w:r>
+              <w:rPr>
+                <w:b/>
+                <w:sz w:val="18"/>
+              </w:rPr>
+              <w:t xml:space="preserve">Synthetic</w:t>
+            </w:r>
+          </w:p>
+        </w:tc>
+        <w:tc>
+          <w:tcPr>
+            <w:tcW w:type="dxa" w:w="2392"/>
+            <w:shd w:fill="E9EDF0"/>
+          </w:tcPr>
+          <w:p>
+            <w:pPr>
+              <w:spacing w:before="100" w:after="100"/>
+            </w:pPr>
+            <w:r>
+              <w:rPr>
+                <w:b/>
+                <w:sz w:val="18"/>
+              </w:rPr>
+              <w:t xml:space="preserve">Coverage</w:t>
+            </w:r>
+          </w:p>
+        </w:tc>
+      </w:tr>
+      <w:tr>
+        <w:trPr>
+          <w:cantSplit/>
+        </w:trPr>
+        <w:tc>
+          <w:tcPr>
+            <w:tcW w:type="dxa" w:w="4300"/>
+          </w:tcPr>
+          <w:p>
+            <w:pPr>
+              <w:spacing w:before="100" w:after="100"/>
+            </w:pPr>
+            <w:r>
+              <w:rPr>
+                <w:b w:val="0"/>
+                <w:sz w:val="18"/>
+              </w:rPr>
+              <w:t xml:space="preserve">Bidco Uganda Limited</w:t>
+            </w:r>
+          </w:p>
+        </w:tc>
+        <w:tc>
+          <w:tcPr>
+            <w:tcW w:type="dxa" w:w="1600"/>
+          </w:tcPr>
+          <w:p>
+            <w:pPr>
+              <w:spacing w:before="100" w:after="100"/>
+            </w:pPr>
+            <w:r>
+              <w:rPr>
+                <w:b w:val="0"/>
+                <w:sz w:val="18"/>
+              </w:rPr>
+              <w:t xml:space="preserve">36.5</w:t>
+            </w:r>
+          </w:p>
+        </w:tc>
+        <w:tc>
+          <w:tcPr>
+            <w:tcW w:type="dxa" w:w="1600"/>
+          </w:tcPr>
+          <w:p>
+            <w:pPr>
+              <w:spacing w:before="100" w:after="100"/>
+            </w:pPr>
+            <w:r>
+              <w:rPr>
+                <w:b w:val="0"/>
+                <w:sz w:val="18"/>
+              </w:rPr>
+              <w:t xml:space="preserve">40.9</w:t>
+            </w:r>
+          </w:p>
+        </w:tc>
+        <w:tc>
+          <w:tcPr>
+            <w:tcW w:type="dxa" w:w="2392"/>
+          </w:tcPr>
+          <w:p>
+            <w:pPr>
+              <w:spacing w:before="100" w:after="100"/>
+            </w:pPr>
+            <w:r>
+              <w:rPr>
+                <w:b w:val="0"/>
+                <w:sz w:val="18"/>
+              </w:rPr>
+              <w:t xml:space="preserve">In both files</w:t>
+            </w:r>
+          </w:p>
+        </w:tc>
+      </w:tr>
+      <w:tr>
+        <w:trPr>
+          <w:cantSplit/>
+        </w:trPr>
+        <w:tc>
+          <w:tcPr>
+            <w:tcW w:type="dxa" w:w="4300"/>
+          </w:tcPr>
+          <w:p>
+            <w:pPr>
+              <w:spacing w:before="100" w:after="100"/>
+            </w:pPr>
+            <w:r>
+              <w:rPr>
+                <w:b w:val="0"/>
+                <w:sz w:val="18"/>
+              </w:rPr>
+              <w:t xml:space="preserve">Synthetic Jinja food processing plant 01</w:t>
+            </w:r>
+          </w:p>
+        </w:tc>
+        <w:tc>
+          <w:tcPr>
+            <w:tcW w:type="dxa" w:w="1600"/>
+          </w:tcPr>
+          <w:p>
+            <w:pPr>
+              <w:spacing w:before="100" w:after="100"/>
+            </w:pPr>
+            <w:r>
+              <w:rPr>
+                <w:b w:val="0"/>
+                <w:sz w:val="18"/>
+              </w:rPr>
+              <w:t xml:space="preserve">Not included</w:t>
+            </w:r>
+          </w:p>
+        </w:tc>
+        <w:tc>
+          <w:tcPr>
+            <w:tcW w:type="dxa" w:w="1600"/>
+          </w:tcPr>
+          <w:p>
+            <w:pPr>
+              <w:spacing w:before="100" w:after="100"/>
+            </w:pPr>
+            <w:r>
+              <w:rPr>
+                <w:b w:val="0"/>
+                <w:sz w:val="18"/>
+              </w:rPr>
+              <w:t xml:space="preserve">7.8</w:t>
+            </w:r>
+          </w:p>
+        </w:tc>
+        <w:tc>
+          <w:tcPr>
+            <w:tcW w:type="dxa" w:w="2392"/>
+          </w:tcPr>
+          <w:p>
+            <w:pPr>
+              <w:spacing w:before="100" w:after="100"/>
+            </w:pPr>
+            <w:r>
+              <w:rPr>
+                <w:b w:val="0"/>
+                <w:sz w:val="18"/>
+              </w:rPr>
+              <w:t xml:space="preserve">Synthetic only</w:t>
+            </w:r>
+          </w:p>
+        </w:tc>
+      </w:tr>
+      <w:tr>
+        <w:trPr>
+          <w:cantSplit/>
+        </w:trPr>
+        <w:tc>
+          <w:tcPr>
+            <w:tcW w:type="dxa" w:w="4300"/>
+          </w:tcPr>
+          <w:p>
+            <w:pPr>
+              <w:spacing w:before="100" w:after="100"/>
+            </w:pPr>
+            <w:r>
+              <w:rPr>
+                <w:b w:val="0"/>
+                <w:sz w:val="18"/>
+              </w:rPr>
+              <w:t xml:space="preserve">Synthetic Jinja food processing plant 06</w:t>
+            </w:r>
+          </w:p>
+        </w:tc>
+        <w:tc>
+          <w:tcPr>
+            <w:tcW w:type="dxa" w:w="1600"/>
+          </w:tcPr>
+          <w:p>
+            <w:pPr>
+              <w:spacing w:before="100" w:after="100"/>
+            </w:pPr>
+            <w:r>
+              <w:rPr>
+                <w:b w:val="0"/>
+                <w:sz w:val="18"/>
+              </w:rPr>
+              <w:t xml:space="preserve">Not included</w:t>
+            </w:r>
+          </w:p>
+        </w:tc>
+        <w:tc>
+          <w:tcPr>
+            <w:tcW w:type="dxa" w:w="1600"/>
+          </w:tcPr>
+          <w:p>
+            <w:pPr>
+              <w:spacing w:before="100" w:after="100"/>
+            </w:pPr>
+            <w:r>
+              <w:rPr>
+                <w:b w:val="0"/>
+                <w:sz w:val="18"/>
+              </w:rPr>
+              <w:t xml:space="preserve">8.3</w:t>
+            </w:r>
+          </w:p>
+        </w:tc>
+        <w:tc>
+          <w:tcPr>
+            <w:tcW w:type="dxa" w:w="2392"/>
+          </w:tcPr>
+          <w:p>
+            <w:pPr>
+              <w:spacing w:before="100" w:after="100"/>
+            </w:pPr>
+            <w:r>
+              <w:rPr>
+                <w:b w:val="0"/>
+                <w:sz w:val="18"/>
+              </w:rPr>
+              <w:t xml:space="preserve">Synthetic only</w:t>
+            </w:r>
+          </w:p>
+        </w:tc>
+      </w:tr>
+      <w:tr>
+        <w:trPr>
+          <w:cantSplit/>
+        </w:trPr>
+        <w:tc>
+          <w:tcPr>
+            <w:tcW w:type="dxa" w:w="4300"/>
+          </w:tcPr>
+          <w:p>
+            <w:pPr>
+              <w:spacing w:before="100" w:after="100"/>
+            </w:pPr>
+            <w:r>
+              <w:rPr>
+                <w:b w:val="0"/>
+                <w:sz w:val="18"/>
+              </w:rPr>
+              <w:t xml:space="preserve">Synthetic Jinja food processing plant 11</w:t>
+            </w:r>
+          </w:p>
+        </w:tc>
+        <w:tc>
+          <w:tcPr>
+            <w:tcW w:type="dxa" w:w="1600"/>
+          </w:tcPr>
+          <w:p>
+            <w:pPr>
+              <w:spacing w:before="100" w:after="100"/>
+            </w:pPr>
+            <w:r>
+              <w:rPr>
+                <w:b w:val="0"/>
+                <w:sz w:val="18"/>
+              </w:rPr>
+              <w:t xml:space="preserve">Not included</w:t>
+            </w:r>
+          </w:p>
+        </w:tc>
+        <w:tc>
+          <w:tcPr>
+            <w:tcW w:type="dxa" w:w="1600"/>
+          </w:tcPr>
+          <w:p>
+            <w:pPr>
+              <w:spacing w:before="100" w:after="100"/>
+            </w:pPr>
+            <w:r>
+              <w:rPr>
+                <w:b w:val="0"/>
+                <w:sz w:val="18"/>
+              </w:rPr>
+              <w:t xml:space="preserve">14.1</w:t>
+            </w:r>
+          </w:p>
+        </w:tc>
+        <w:tc>
+          <w:tcPr>
+            <w:tcW w:type="dxa" w:w="2392"/>
+          </w:tcPr>
+          <w:p>
+            <w:pPr>
+              <w:spacing w:before="100" w:after="100"/>
+            </w:pPr>
+            <w:r>
+              <w:rPr>
+                <w:b w:val="0"/>
+                <w:sz w:val="18"/>
+              </w:rPr>
+              <w:t xml:space="preserve">Synthetic only</w:t>
+            </w:r>
+          </w:p>
+        </w:tc>
+      </w:tr>
+      <w:tr>
+        <w:trPr>
+          <w:cantSplit/>
+        </w:trPr>
+        <w:tc>
+          <w:tcPr>
+            <w:tcW w:type="dxa" w:w="4300"/>
+          </w:tcPr>
+          <w:p>
+            <w:pPr>
+              <w:spacing w:before="100" w:after="100"/>
+            </w:pPr>
+            <w:r>
+              <w:rPr>
+                <w:b w:val="0"/>
+                <w:sz w:val="18"/>
+              </w:rPr>
+              <w:t xml:space="preserve">Jinja food processing total</w:t>
+            </w:r>
+          </w:p>
+        </w:tc>
+        <w:tc>
+          <w:tcPr>
+            <w:tcW w:type="dxa" w:w="1600"/>
+          </w:tcPr>
+          <w:p>
+            <w:pPr>
+              <w:spacing w:before="100" w:after="100"/>
+            </w:pPr>
+            <w:r>
+              <w:rPr>
+                <w:b w:val="0"/>
+                <w:sz w:val="18"/>
+              </w:rPr>
+              <w:t xml:space="preserve">36.5</w:t>
+            </w:r>
+          </w:p>
+        </w:tc>
+        <w:tc>
+          <w:tcPr>
+            <w:tcW w:type="dxa" w:w="1600"/>
+          </w:tcPr>
+          <w:p>
+            <w:pPr>
+              <w:spacing w:before="100" w:after="100"/>
+            </w:pPr>
+            <w:r>
+              <w:rPr>
+                <w:b w:val="0"/>
+                <w:sz w:val="18"/>
+              </w:rPr>
+              <w:t xml:space="preserve">71.1</w:t>
+            </w:r>
+          </w:p>
+        </w:tc>
+        <w:tc>
+          <w:tcPr>
+            <w:tcW w:type="dxa" w:w="2392"/>
+          </w:tcPr>
+          <w:p>
+            <w:pPr>
+              <w:spacing w:before="100" w:after="100"/>
+            </w:pPr>
+            <w:r>
+              <w:rPr>
+                <w:b w:val="0"/>
+                <w:sz w:val="18"/>
+              </w:rPr>
+              <w:t xml:space="preserve"/>
+            </w:r>
+          </w:p>
+        </w:tc>
+      </w:tr>
+    </w:tbl>
+    <w:p>
+      <w:r>
+        <w:rPr>
+          <w:b/>
+        </w:rPr>
+        <w:t xml:space="preserve">Finding: </w:t>
+      </w:r>
+      <w:r>
+        <w:rPr/>
+        <w:t>Jinja’s food-processing total is 71.1 thousand tonnes in the synthetic file and 36.5 in Climate TRACE. 30.2 thousand tonnes come from 3 synthetic plants that Climate TRACE does not include.</w:t>
       </w:r>
     </w:p>
     <w:p>
@@ -2226,7 +4667,14 @@
         <w:pStyle w:val="ListBullet"/>
       </w:pPr>
       <w:r>
-        <w:t>Additional coverage: one list may include newer, smaller or previously undocumented facilities.</w:t>
+        <w:rPr>
+          <w:b/>
+        </w:rPr>
+        <w:t xml:space="preserve">Additional coverage: </w:t>
+      </w:r>
+      <w:r>
+        <w:rPr/>
+        <w:t>one list may include newer, smaller or previously undocumented facilities.</w:t>
       </w:r>
     </w:p>
     <w:p>
@@ -2234,7 +4682,14 @@
         <w:pStyle w:val="ListBullet"/>
       </w:pPr>
       <w:r>
-        <w:t>Different counting: one list may count a whole site once, while another counts separate operations or duplicates.</w:t>
+        <w:rPr>
+          <w:b/>
+        </w:rPr>
+        <w:t xml:space="preserve">Different counting: </w:t>
+      </w:r>
+      <w:r>
+        <w:rPr/>
+        <w:t>one list may count a whole site once, while another counts separate operations or duplicates.</w:t>
       </w:r>
     </w:p>
     <w:p>
@@ -2245,6 +4700,7 @@
         <w:t xml:space="preserve">Check: </w:t>
       </w:r>
       <w:r>
+        <w:rPr/>
         <w:t>Match identifiers, names and coordinates; review dates and inclusion rules; remove duplicates before counting sites.</w:t>
       </w:r>
     </w:p>
@@ -2256,7 +4712,8 @@
         <w:t xml:space="preserve">Meeting point: </w:t>
       </w:r>
       <w:r>
-        <w:t>A larger count does not by itself establish a more complete dataset. A facility absent from a file is “not included”, not zero emissions. Showing the proposed count difference requires a deliberate change to the synthetic coverage.</w:t>
+        <w:rPr/>
+        <w:t>A larger count does not by itself establish a more complete dataset. A facility absent from a file is “not included”, not zero emissions. The synthetic Jinja plants are fictional.</w:t>
       </w:r>
     </w:p>
     <w:p>
@@ -2274,6 +4731,22 @@
     </w:p>
     <w:p>
       <w:r>
+        <w:rPr>
+          <w:b/>
+          <w:sz w:val="18"/>
+        </w:rPr>
+        <w:t>SYNTHETIC DEMONSTRATION DATA</w:t>
+      </w:r>
+      <w:r>
+        <w:rPr>
+          <w:sz w:val="18"/>
+        </w:rPr>
+        <w:t xml:space="preserve"> – not official government figures.</w:t>
+      </w:r>
+    </w:p>
+    <w:p>
+      <w:r>
+        <w:rPr/>
         <w:t>For the same facility, how different are the values each year?</w:t>
       </w:r>
     </w:p>
@@ -2285,7 +4758,8 @@
         <w:t xml:space="preserve">Selection: </w:t>
       </w:r>
       <w:r>
-        <w:t>Manufacturing • Jinja • Bidco Uganda Limited • 2021–2025</w:t>
+        <w:rPr/>
+        <w:t>Manufacturing • Cement • Tororo, Hima and Moroto plants • 2021–2025</w:t>
       </w:r>
     </w:p>
     <w:p>
@@ -2296,12 +4770,14 @@
         <w:t xml:space="preserve">Proposed view: </w:t>
       </w:r>
       <w:r>
-        <w:t>Two annual lines for the matched facility, with amounts and a percentage comparison.</w:t>
+        <w:rPr/>
+        <w:t>The plants on the facility map; selecting one shows its two annual lines, with amounts and a percentage comparison.</w:t>
       </w:r>
     </w:p>
     <w:p>
       <w:r>
-        <w:t>Amounts in thousand tonnes CO₂-equivalent.</w:t>
+        <w:rPr/>
+        <w:t>Synthetic values as a percentage of Climate TRACE.</w:t>
       </w:r>
     </w:p>
     <w:tbl>
@@ -2337,7 +4813,7 @@
                 <w:b/>
                 <w:sz w:val="18"/>
               </w:rPr>
-              <w:t>Dataset / comparison</w:t>
+              <w:t xml:space="preserve">Cement plant</w:t>
             </w:r>
           </w:p>
         </w:tc>
@@ -2355,7 +4831,7 @@
                 <w:b/>
                 <w:sz w:val="18"/>
               </w:rPr>
-              <w:t>2021</w:t>
+              <w:t xml:space="preserve">2021</w:t>
             </w:r>
           </w:p>
         </w:tc>
@@ -2373,7 +4849,7 @@
                 <w:b/>
                 <w:sz w:val="18"/>
               </w:rPr>
-              <w:t>2022</w:t>
+              <w:t xml:space="preserve">2022</w:t>
             </w:r>
           </w:p>
         </w:tc>
@@ -2391,7 +4867,7 @@
                 <w:b/>
                 <w:sz w:val="18"/>
               </w:rPr>
-              <w:t>2023</w:t>
+              <w:t xml:space="preserve">2023</w:t>
             </w:r>
           </w:p>
         </w:tc>
@@ -2409,7 +4885,7 @@
                 <w:b/>
                 <w:sz w:val="18"/>
               </w:rPr>
-              <w:t>2024</w:t>
+              <w:t xml:space="preserve">2024</w:t>
             </w:r>
           </w:p>
         </w:tc>
@@ -2427,7 +4903,7 @@
                 <w:b/>
                 <w:sz w:val="18"/>
               </w:rPr>
-              <w:t>2025</w:t>
+              <w:t xml:space="preserve">2025</w:t>
             </w:r>
           </w:p>
         </w:tc>
@@ -2449,7 +4925,7 @@
                 <w:b w:val="0"/>
                 <w:sz w:val="18"/>
               </w:rPr>
-              <w:t>Climate TRACE</w:t>
+              <w:t xml:space="preserve">Tororo Cement (Tororo)</w:t>
             </w:r>
           </w:p>
         </w:tc>
@@ -2466,7 +4942,7 @@
                 <w:b w:val="0"/>
                 <w:sz w:val="18"/>
               </w:rPr>
-              <w:t>34.1</w:t>
+              <w:t xml:space="preserve">101.0%</w:t>
             </w:r>
           </w:p>
         </w:tc>
@@ -2483,7 +4959,7 @@
                 <w:b w:val="0"/>
                 <w:sz w:val="18"/>
               </w:rPr>
-              <w:t>35.1</w:t>
+              <w:t xml:space="preserve">101.5%</w:t>
             </w:r>
           </w:p>
         </w:tc>
@@ -2500,7 +4976,7 @@
                 <w:b w:val="0"/>
                 <w:sz w:val="18"/>
               </w:rPr>
-              <w:t>36.0</w:t>
+              <w:t xml:space="preserve">102.4%</w:t>
             </w:r>
           </w:p>
         </w:tc>
@@ -2517,7 +4993,7 @@
                 <w:b w:val="0"/>
                 <w:sz w:val="18"/>
               </w:rPr>
-              <w:t>36.3</w:t>
+              <w:t xml:space="preserve">103.4%</w:t>
             </w:r>
           </w:p>
         </w:tc>
@@ -2534,7 +5010,7 @@
                 <w:b w:val="0"/>
                 <w:sz w:val="18"/>
               </w:rPr>
-              <w:t>36.5</w:t>
+              <w:t xml:space="preserve">104.3%</w:t>
             </w:r>
           </w:p>
         </w:tc>
@@ -2556,7 +5032,7 @@
                 <w:b w:val="0"/>
                 <w:sz w:val="18"/>
               </w:rPr>
-              <w:t>Synthetic</w:t>
+              <w:t xml:space="preserve">Hima Cement (Kasese)</w:t>
             </w:r>
           </w:p>
         </w:tc>
@@ -2573,7 +5049,7 @@
                 <w:b w:val="0"/>
                 <w:sz w:val="18"/>
               </w:rPr>
-              <w:t>67.4</w:t>
+              <w:t xml:space="preserve">102.1%</w:t>
             </w:r>
           </w:p>
         </w:tc>
@@ -2590,7 +5066,7 @@
                 <w:b w:val="0"/>
                 <w:sz w:val="18"/>
               </w:rPr>
-              <w:t>68.1</w:t>
+              <w:t xml:space="preserve">102.6%</w:t>
             </w:r>
           </w:p>
         </w:tc>
@@ -2607,7 +5083,7 @@
                 <w:b w:val="0"/>
                 <w:sz w:val="18"/>
               </w:rPr>
-              <w:t>70.0</w:t>
+              <w:t xml:space="preserve">103.6%</w:t>
             </w:r>
           </w:p>
         </w:tc>
@@ -2624,7 +5100,7 @@
                 <w:b w:val="0"/>
                 <w:sz w:val="18"/>
               </w:rPr>
-              <w:t>70.6</w:t>
+              <w:t xml:space="preserve">104.6%</w:t>
             </w:r>
           </w:p>
         </w:tc>
@@ -2641,7 +5117,7 @@
                 <w:b w:val="0"/>
                 <w:sz w:val="18"/>
               </w:rPr>
-              <w:t>71.1</w:t>
+              <w:t xml:space="preserve">105.5%</w:t>
             </w:r>
           </w:p>
         </w:tc>
@@ -2663,7 +5139,7 @@
                 <w:b w:val="0"/>
                 <w:sz w:val="18"/>
               </w:rPr>
-              <w:t>Synthetic (% of TRACE)</w:t>
+              <w:t xml:space="preserve">Moroto Cement (Moroto)</w:t>
             </w:r>
           </w:p>
         </w:tc>
@@ -2680,7 +5156,7 @@
                 <w:b w:val="0"/>
                 <w:sz w:val="18"/>
               </w:rPr>
-              <w:t>197.8%</w:t>
+              <w:t xml:space="preserve">98.0%</w:t>
             </w:r>
           </w:p>
         </w:tc>
@@ -2697,7 +5173,7 @@
                 <w:b w:val="0"/>
                 <w:sz w:val="18"/>
               </w:rPr>
-              <w:t>194.1%</w:t>
+              <w:t xml:space="preserve">98.5%</w:t>
             </w:r>
           </w:p>
         </w:tc>
@@ -2714,7 +5190,7 @@
                 <w:b w:val="0"/>
                 <w:sz w:val="18"/>
               </w:rPr>
-              <w:t>194.5%</w:t>
+              <w:t xml:space="preserve">99.4%</w:t>
             </w:r>
           </w:p>
         </w:tc>
@@ -2731,7 +5207,7 @@
                 <w:b w:val="0"/>
                 <w:sz w:val="18"/>
               </w:rPr>
-              <w:t>194.2%</w:t>
+              <w:t xml:space="preserve">100.4%</w:t>
             </w:r>
           </w:p>
         </w:tc>
@@ -2748,7 +5224,114 @@
                 <w:b w:val="0"/>
                 <w:sz w:val="18"/>
               </w:rPr>
-              <w:t>195.0%</w:t>
+              <w:t xml:space="preserve">101.3%</w:t>
+            </w:r>
+          </w:p>
+        </w:tc>
+      </w:tr>
+      <w:tr>
+        <w:trPr>
+          <w:cantSplit/>
+        </w:trPr>
+        <w:tc>
+          <w:tcPr>
+            <w:tcW w:type="dxa" w:w="2952"/>
+          </w:tcPr>
+          <w:p>
+            <w:pPr>
+              <w:spacing w:before="100" w:after="100"/>
+            </w:pPr>
+            <w:r>
+              <w:rPr>
+                <w:b w:val="0"/>
+                <w:sz w:val="18"/>
+              </w:rPr>
+              <w:t xml:space="preserve">All cement</w:t>
+            </w:r>
+          </w:p>
+        </w:tc>
+        <w:tc>
+          <w:tcPr>
+            <w:tcW w:type="dxa" w:w="1388"/>
+          </w:tcPr>
+          <w:p>
+            <w:pPr>
+              <w:spacing w:before="100" w:after="100"/>
+            </w:pPr>
+            <w:r>
+              <w:rPr>
+                <w:b w:val="0"/>
+                <w:sz w:val="18"/>
+              </w:rPr>
+              <w:t xml:space="preserve">100.1%</w:t>
+            </w:r>
+          </w:p>
+        </w:tc>
+        <w:tc>
+          <w:tcPr>
+            <w:tcW w:type="dxa" w:w="1388"/>
+          </w:tcPr>
+          <w:p>
+            <w:pPr>
+              <w:spacing w:before="100" w:after="100"/>
+            </w:pPr>
+            <w:r>
+              <w:rPr>
+                <w:b w:val="0"/>
+                <w:sz w:val="18"/>
+              </w:rPr>
+              <w:t xml:space="preserve">100.6%</w:t>
+            </w:r>
+          </w:p>
+        </w:tc>
+        <w:tc>
+          <w:tcPr>
+            <w:tcW w:type="dxa" w:w="1388"/>
+          </w:tcPr>
+          <w:p>
+            <w:pPr>
+              <w:spacing w:before="100" w:after="100"/>
+            </w:pPr>
+            <w:r>
+              <w:rPr>
+                <w:b w:val="0"/>
+                <w:sz w:val="18"/>
+              </w:rPr>
+              <w:t xml:space="preserve">101.5%</w:t>
+            </w:r>
+          </w:p>
+        </w:tc>
+        <w:tc>
+          <w:tcPr>
+            <w:tcW w:type="dxa" w:w="1388"/>
+          </w:tcPr>
+          <w:p>
+            <w:pPr>
+              <w:spacing w:before="100" w:after="100"/>
+            </w:pPr>
+            <w:r>
+              <w:rPr>
+                <w:b w:val="0"/>
+                <w:sz w:val="18"/>
+              </w:rPr>
+              <w:t xml:space="preserve">102.5%</w:t>
+            </w:r>
+          </w:p>
+        </w:tc>
+        <w:tc>
+          <w:tcPr>
+            <w:tcW w:type="dxa" w:w="1388"/>
+          </w:tcPr>
+          <w:p>
+            <w:pPr>
+              <w:spacing w:before="100" w:after="100"/>
+            </w:pPr>
+            <w:r>
+              <w:rPr>
+                <w:b w:val="0"/>
+                <w:sz w:val="18"/>
+              </w:rPr>
+              <w:t xml:space="preserve">103.4%</w:t>
             </w:r>
           </w:p>
         </w:tc>
@@ -2762,9 +5345,472 @@
         <w:t xml:space="preserve">Finding: </w:t>
       </w:r>
       <w:r>
-        <w:t>In 2025, Bidco’s values are 36.5 thousand tonnes in Climate TRACE and 71.1 thousand tonnes in the synthetic file. The synthetic value is 195.0% of Climate TRACE, or 95.0% higher.</w:t>
+        <w:rPr/>
+        <w:t>In 2021, Tororo Cement (Tororo) and Hima Cement (Kasese) are higher than Climate TRACE, while Moroto Cement (Moroto) is lower, at 98.0%. By 2025, the plants range from 101.3% at Moroto Cement (Moroto) to 105.5% at Hima Cement (Kasese); all cement together is 103.4%.</w:t>
       </w:r>
     </w:p>
+    <w:p>
+      <w:r>
+        <w:rPr/>
+        <w:t>Amounts in thousand tonnes CO₂-equivalent, 2025.</w:t>
+      </w:r>
+    </w:p>
+    <w:tbl>
+      <w:tblPr>
+        <w:tblW w:type="auto" w:w="0"/>
+        <w:tblLayout w:type="fixed"/>
+        <w:tblLook w:firstColumn="1" w:firstRow="1" w:lastColumn="0" w:lastRow="0" w:noHBand="0" w:noVBand="1" w:val="04A0"/>
+      </w:tblPr>
+      <w:tblGrid>
+        <w:gridCol w:w="4300"/>
+        <w:gridCol w:w="1800"/>
+        <w:gridCol w:w="1800"/>
+        <w:gridCol w:w="1992"/>
+      </w:tblGrid>
+      <w:tr>
+        <w:trPr>
+          <w:tblHeader/>
+          <w:cantSplit/>
+        </w:trPr>
+        <w:tc>
+          <w:tcPr>
+            <w:tcW w:type="dxa" w:w="4300"/>
+            <w:shd w:fill="E9EDF0"/>
+          </w:tcPr>
+          <w:p>
+            <w:pPr>
+              <w:spacing w:before="100" w:after="100"/>
+            </w:pPr>
+            <w:r>
+              <w:rPr>
+                <w:b/>
+                <w:sz w:val="18"/>
+              </w:rPr>
+              <w:t xml:space="preserve">Facility</w:t>
+            </w:r>
+          </w:p>
+        </w:tc>
+        <w:tc>
+          <w:tcPr>
+            <w:tcW w:type="dxa" w:w="1800"/>
+            <w:shd w:fill="E9EDF0"/>
+          </w:tcPr>
+          <w:p>
+            <w:pPr>
+              <w:spacing w:before="100" w:after="100"/>
+            </w:pPr>
+            <w:r>
+              <w:rPr>
+                <w:b/>
+                <w:sz w:val="18"/>
+              </w:rPr>
+              <w:t xml:space="preserve">TRACE</w:t>
+            </w:r>
+          </w:p>
+        </w:tc>
+        <w:tc>
+          <w:tcPr>
+            <w:tcW w:type="dxa" w:w="1800"/>
+            <w:shd w:fill="E9EDF0"/>
+          </w:tcPr>
+          <w:p>
+            <w:pPr>
+              <w:spacing w:before="100" w:after="100"/>
+            </w:pPr>
+            <w:r>
+              <w:rPr>
+                <w:b/>
+                <w:sz w:val="18"/>
+              </w:rPr>
+              <w:t xml:space="preserve">Synthetic</w:t>
+            </w:r>
+          </w:p>
+        </w:tc>
+        <w:tc>
+          <w:tcPr>
+            <w:tcW w:type="dxa" w:w="1992"/>
+            <w:shd w:fill="E9EDF0"/>
+          </w:tcPr>
+          <w:p>
+            <w:pPr>
+              <w:spacing w:before="100" w:after="100"/>
+            </w:pPr>
+            <w:r>
+              <w:rPr>
+                <w:b/>
+                <w:sz w:val="18"/>
+              </w:rPr>
+              <w:t xml:space="preserve">% of TRACE</w:t>
+            </w:r>
+          </w:p>
+        </w:tc>
+      </w:tr>
+      <w:tr>
+        <w:trPr>
+          <w:cantSplit/>
+        </w:trPr>
+        <w:tc>
+          <w:tcPr>
+            <w:tcW w:type="dxa" w:w="4300"/>
+          </w:tcPr>
+          <w:p>
+            <w:pPr>
+              <w:spacing w:before="100" w:after="100"/>
+            </w:pPr>
+            <w:r>
+              <w:rPr>
+                <w:b w:val="0"/>
+                <w:sz w:val="18"/>
+              </w:rPr>
+              <w:t xml:space="preserve">Tororo Cement (Tororo)</w:t>
+            </w:r>
+          </w:p>
+        </w:tc>
+        <w:tc>
+          <w:tcPr>
+            <w:tcW w:type="dxa" w:w="1800"/>
+          </w:tcPr>
+          <w:p>
+            <w:pPr>
+              <w:spacing w:before="100" w:after="100"/>
+            </w:pPr>
+            <w:r>
+              <w:rPr>
+                <w:b w:val="0"/>
+                <w:sz w:val="18"/>
+              </w:rPr>
+              <w:t xml:space="preserve">342.6</w:t>
+            </w:r>
+          </w:p>
+        </w:tc>
+        <w:tc>
+          <w:tcPr>
+            <w:tcW w:type="dxa" w:w="1800"/>
+          </w:tcPr>
+          <w:p>
+            <w:pPr>
+              <w:spacing w:before="100" w:after="100"/>
+            </w:pPr>
+            <w:r>
+              <w:rPr>
+                <w:b w:val="0"/>
+                <w:sz w:val="18"/>
+              </w:rPr>
+              <w:t xml:space="preserve">357.4</w:t>
+            </w:r>
+          </w:p>
+        </w:tc>
+        <w:tc>
+          <w:tcPr>
+            <w:tcW w:type="dxa" w:w="1992"/>
+          </w:tcPr>
+          <w:p>
+            <w:pPr>
+              <w:spacing w:before="100" w:after="100"/>
+            </w:pPr>
+            <w:r>
+              <w:rPr>
+                <w:b w:val="0"/>
+                <w:sz w:val="18"/>
+              </w:rPr>
+              <w:t xml:space="preserve">104.3%</w:t>
+            </w:r>
+          </w:p>
+        </w:tc>
+      </w:tr>
+      <w:tr>
+        <w:trPr>
+          <w:cantSplit/>
+        </w:trPr>
+        <w:tc>
+          <w:tcPr>
+            <w:tcW w:type="dxa" w:w="4300"/>
+          </w:tcPr>
+          <w:p>
+            <w:pPr>
+              <w:spacing w:before="100" w:after="100"/>
+            </w:pPr>
+            <w:r>
+              <w:rPr>
+                <w:b w:val="0"/>
+                <w:sz w:val="18"/>
+              </w:rPr>
+              <w:t xml:space="preserve">Hima Cement (Kasese)</w:t>
+            </w:r>
+          </w:p>
+        </w:tc>
+        <w:tc>
+          <w:tcPr>
+            <w:tcW w:type="dxa" w:w="1800"/>
+          </w:tcPr>
+          <w:p>
+            <w:pPr>
+              <w:spacing w:before="100" w:after="100"/>
+            </w:pPr>
+            <w:r>
+              <w:rPr>
+                <w:b w:val="0"/>
+                <w:sz w:val="18"/>
+              </w:rPr>
+              <w:t xml:space="preserve">298.3</w:t>
+            </w:r>
+          </w:p>
+        </w:tc>
+        <w:tc>
+          <w:tcPr>
+            <w:tcW w:type="dxa" w:w="1800"/>
+          </w:tcPr>
+          <w:p>
+            <w:pPr>
+              <w:spacing w:before="100" w:after="100"/>
+            </w:pPr>
+            <w:r>
+              <w:rPr>
+                <w:b w:val="0"/>
+                <w:sz w:val="18"/>
+              </w:rPr>
+              <w:t xml:space="preserve">314.7</w:t>
+            </w:r>
+          </w:p>
+        </w:tc>
+        <w:tc>
+          <w:tcPr>
+            <w:tcW w:type="dxa" w:w="1992"/>
+          </w:tcPr>
+          <w:p>
+            <w:pPr>
+              <w:spacing w:before="100" w:after="100"/>
+            </w:pPr>
+            <w:r>
+              <w:rPr>
+                <w:b w:val="0"/>
+                <w:sz w:val="18"/>
+              </w:rPr>
+              <w:t xml:space="preserve">105.5%</w:t>
+            </w:r>
+          </w:p>
+        </w:tc>
+      </w:tr>
+      <w:tr>
+        <w:trPr>
+          <w:cantSplit/>
+        </w:trPr>
+        <w:tc>
+          <w:tcPr>
+            <w:tcW w:type="dxa" w:w="4300"/>
+          </w:tcPr>
+          <w:p>
+            <w:pPr>
+              <w:spacing w:before="100" w:after="100"/>
+            </w:pPr>
+            <w:r>
+              <w:rPr>
+                <w:b w:val="0"/>
+                <w:sz w:val="18"/>
+              </w:rPr>
+              <w:t xml:space="preserve">Moroto Cement (Moroto)</w:t>
+            </w:r>
+          </w:p>
+        </w:tc>
+        <w:tc>
+          <w:tcPr>
+            <w:tcW w:type="dxa" w:w="1800"/>
+          </w:tcPr>
+          <w:p>
+            <w:pPr>
+              <w:spacing w:before="100" w:after="100"/>
+            </w:pPr>
+            <w:r>
+              <w:rPr>
+                <w:b w:val="0"/>
+                <w:sz w:val="18"/>
+              </w:rPr>
+              <w:t xml:space="preserve">448.9</w:t>
+            </w:r>
+          </w:p>
+        </w:tc>
+        <w:tc>
+          <w:tcPr>
+            <w:tcW w:type="dxa" w:w="1800"/>
+          </w:tcPr>
+          <w:p>
+            <w:pPr>
+              <w:spacing w:before="100" w:after="100"/>
+            </w:pPr>
+            <w:r>
+              <w:rPr>
+                <w:b w:val="0"/>
+                <w:sz w:val="18"/>
+              </w:rPr>
+              <w:t xml:space="preserve">454.7</w:t>
+            </w:r>
+          </w:p>
+        </w:tc>
+        <w:tc>
+          <w:tcPr>
+            <w:tcW w:type="dxa" w:w="1992"/>
+          </w:tcPr>
+          <w:p>
+            <w:pPr>
+              <w:spacing w:before="100" w:after="100"/>
+            </w:pPr>
+            <w:r>
+              <w:rPr>
+                <w:b w:val="0"/>
+                <w:sz w:val="18"/>
+              </w:rPr>
+              <w:t xml:space="preserve">101.3%</w:t>
+            </w:r>
+          </w:p>
+        </w:tc>
+      </w:tr>
+      <w:tr>
+        <w:trPr>
+          <w:cantSplit/>
+        </w:trPr>
+        <w:tc>
+          <w:tcPr>
+            <w:tcW w:type="dxa" w:w="4300"/>
+          </w:tcPr>
+          <w:p>
+            <w:pPr>
+              <w:spacing w:before="100" w:after="100"/>
+            </w:pPr>
+            <w:r>
+              <w:rPr>
+                <w:b w:val="0"/>
+                <w:sz w:val="18"/>
+              </w:rPr>
+              <w:t xml:space="preserve">Bidco Uganda Limited (Jinja)</w:t>
+            </w:r>
+          </w:p>
+        </w:tc>
+        <w:tc>
+          <w:tcPr>
+            <w:tcW w:type="dxa" w:w="1800"/>
+          </w:tcPr>
+          <w:p>
+            <w:pPr>
+              <w:spacing w:before="100" w:after="100"/>
+            </w:pPr>
+            <w:r>
+              <w:rPr>
+                <w:b w:val="0"/>
+                <w:sz w:val="18"/>
+              </w:rPr>
+              <w:t xml:space="preserve">36.5</w:t>
+            </w:r>
+          </w:p>
+        </w:tc>
+        <w:tc>
+          <w:tcPr>
+            <w:tcW w:type="dxa" w:w="1800"/>
+          </w:tcPr>
+          <w:p>
+            <w:pPr>
+              <w:spacing w:before="100" w:after="100"/>
+            </w:pPr>
+            <w:r>
+              <w:rPr>
+                <w:b w:val="0"/>
+                <w:sz w:val="18"/>
+              </w:rPr>
+              <w:t xml:space="preserve">40.9</w:t>
+            </w:r>
+          </w:p>
+        </w:tc>
+        <w:tc>
+          <w:tcPr>
+            <w:tcW w:type="dxa" w:w="1992"/>
+          </w:tcPr>
+          <w:p>
+            <w:pPr>
+              <w:spacing w:before="100" w:after="100"/>
+            </w:pPr>
+            <w:r>
+              <w:rPr>
+                <w:b w:val="0"/>
+                <w:sz w:val="18"/>
+              </w:rPr>
+              <w:t xml:space="preserve">112.3%</w:t>
+            </w:r>
+          </w:p>
+        </w:tc>
+      </w:tr>
+      <w:tr>
+        <w:trPr>
+          <w:cantSplit/>
+        </w:trPr>
+        <w:tc>
+          <w:tcPr>
+            <w:tcW w:type="dxa" w:w="4300"/>
+          </w:tcPr>
+          <w:p>
+            <w:pPr>
+              <w:spacing w:before="100" w:after="100"/>
+            </w:pPr>
+            <w:r>
+              <w:rPr>
+                <w:b w:val="0"/>
+                <w:sz w:val="18"/>
+              </w:rPr>
+              <w:t xml:space="preserve">Modern Laminates Pulp Mill</w:t>
+            </w:r>
+          </w:p>
+        </w:tc>
+        <w:tc>
+          <w:tcPr>
+            <w:tcW w:type="dxa" w:w="1800"/>
+          </w:tcPr>
+          <w:p>
+            <w:pPr>
+              <w:spacing w:before="100" w:after="100"/>
+            </w:pPr>
+            <w:r>
+              <w:rPr>
+                <w:b w:val="0"/>
+                <w:sz w:val="18"/>
+              </w:rPr>
+              <w:t xml:space="preserve">13.8</w:t>
+            </w:r>
+          </w:p>
+        </w:tc>
+        <w:tc>
+          <w:tcPr>
+            <w:tcW w:type="dxa" w:w="1800"/>
+          </w:tcPr>
+          <w:p>
+            <w:pPr>
+              <w:spacing w:before="100" w:after="100"/>
+            </w:pPr>
+            <w:r>
+              <w:rPr>
+                <w:b w:val="0"/>
+                <w:sz w:val="18"/>
+              </w:rPr>
+              <w:t xml:space="preserve">14.3</w:t>
+            </w:r>
+          </w:p>
+        </w:tc>
+        <w:tc>
+          <w:tcPr>
+            <w:tcW w:type="dxa" w:w="1992"/>
+          </w:tcPr>
+          <w:p>
+            <w:pPr>
+              <w:spacing w:before="100" w:after="100"/>
+            </w:pPr>
+            <w:r>
+              <w:rPr>
+                <w:b w:val="0"/>
+                <w:sz w:val="18"/>
+              </w:rPr>
+              <w:t xml:space="preserve">103.2%</w:t>
+            </w:r>
+          </w:p>
+        </w:tc>
+      </w:tr>
+    </w:tbl>
     <w:p>
       <w:pPr>
         <w:pStyle w:val="Heading2"/>
@@ -2778,7 +5824,14 @@
         <w:pStyle w:val="ListBullet"/>
       </w:pPr>
       <w:r>
-        <w:t>Different activity estimates: assumed production, fuel use or operating hours may differ.</w:t>
+        <w:rPr>
+          <w:b/>
+        </w:rPr>
+        <w:t xml:space="preserve">Different activity estimates: </w:t>
+      </w:r>
+      <w:r>
+        <w:rPr/>
+        <w:t>assumed production, fuel use or operating hours may differ.</w:t>
       </w:r>
     </w:p>
     <w:p>
@@ -2786,7 +5839,14 @@
         <w:pStyle w:val="ListBullet"/>
       </w:pPr>
       <w:r>
-        <w:t>Different scope or factors: one figure may cover more operations at the site, or use different emissions assumptions.</w:t>
+        <w:rPr>
+          <w:b/>
+        </w:rPr>
+        <w:t xml:space="preserve">Different scope or factors: </w:t>
+      </w:r>
+      <w:r>
+        <w:rPr/>
+        <w:t>one figure may cover more operations at the site, or use different emissions assumptions, such as the clinker share of cement.</w:t>
       </w:r>
     </w:p>
     <w:p>
@@ -2797,15 +5857,72 @@
         <w:t xml:space="preserve">Check: </w:t>
       </w:r>
       <w:r>
+        <w:rPr/>
         <w:t>Confirm the same facility, year, activities and gases before comparing production or fuel inputs and calculation assumptions.</w:t>
       </w:r>
     </w:p>
     <w:p>
+      <w:r>
+        <w:rPr>
+          <w:b/>
+        </w:rPr>
+        <w:t xml:space="preserve">Reading note: </w:t>
+      </w:r>
+      <w:r>
+        <w:rPr/>
+        <w:t>Cement plants are used because they are individual facilities in both files. Cattle and other agriculture records are reported by county, not by farm, so they suit the district view rather than a facility comparison. Facility values are engineered for the demonstration, not independent measurements or evidence of incorrect reporting.</w:t>
+      </w:r>
+    </w:p>
+    <w:p>
+      <w:r>
+        <w:rPr>
+          <w:b/>
+        </w:rPr>
+        <w:t xml:space="preserve">Meeting point: </w:t>
+      </w:r>
+      <w:r>
+        <w:rPr/>
+        <w:t>Different facilities can have different comparison ratios, and the direction can change over time. Match coverage and scope before interpreting them.</w:t>
+      </w:r>
+    </w:p>
+    <w:p>
+      <w:r>
+        <w:br w:type="page"/>
+      </w:r>
+    </w:p>
+    <w:p>
       <w:pPr>
-        <w:pStyle w:val="Heading2"/>
+        <w:pStyle w:val="Heading1"/>
       </w:pPr>
       <w:r>
-        <w:t>Other named facilities, 2025</w:t>
+        <w:t>Closing the gaps</w:t>
+      </w:r>
+    </w:p>
+    <w:p>
+      <w:r>
+        <w:rPr>
+          <w:b/>
+          <w:sz w:val="18"/>
+        </w:rPr>
+        <w:t>SYNTHETIC DEMONSTRATION DATA</w:t>
+      </w:r>
+      <w:r>
+        <w:rPr>
+          <w:sz w:val="18"/>
+        </w:rPr>
+        <w:t xml:space="preserve"> – not official government figures.</w:t>
+      </w:r>
+    </w:p>
+    <w:p>
+      <w:r>
+        <w:rPr/>
+        <w:t>How can we close the gaps?</w:t>
+      </w:r>
+    </w:p>
+    <w:p>
+      <w:r>
+        <w:rPr/>
+        <w:t>The comparisons find differences between two datasets. Each type of difference points to a practical data action. Gaps against the NDC targets themselves need confirmed national figures by sector and agreed comparison thresholds, which this demonstration does not have.</w:t>
       </w:r>
     </w:p>
     <w:tbl>
@@ -2815,10 +5932,9 @@
         <w:tblLook w:firstColumn="1" w:firstRow="1" w:lastColumn="0" w:lastRow="0" w:noHBand="0" w:noVBand="1" w:val="04A0"/>
       </w:tblPr>
       <w:tblGrid>
-        <w:gridCol w:w="4320"/>
-        <w:gridCol w:w="1858"/>
-        <w:gridCol w:w="1858"/>
-        <w:gridCol w:w="1858"/>
+        <w:gridCol w:w="2952"/>
+        <w:gridCol w:w="5440"/>
+        <w:gridCol w:w="1500"/>
       </w:tblGrid>
       <w:tr>
         <w:trPr>
@@ -2827,7 +5943,7 @@
         </w:trPr>
         <w:tc>
           <w:tcPr>
-            <w:tcW w:type="dxa" w:w="4320"/>
+            <w:tcW w:type="dxa" w:w="2952"/>
             <w:shd w:fill="E9EDF0"/>
           </w:tcPr>
           <w:p>
@@ -2839,13 +5955,13 @@
                 <w:b/>
                 <w:sz w:val="18"/>
               </w:rPr>
-              <w:t>Facility</w:t>
+              <w:t xml:space="preserve">Difference found</w:t>
             </w:r>
           </w:p>
         </w:tc>
         <w:tc>
           <w:tcPr>
-            <w:tcW w:type="dxa" w:w="1858"/>
+            <w:tcW w:type="dxa" w:w="5440"/>
             <w:shd w:fill="E9EDF0"/>
           </w:tcPr>
           <w:p>
@@ -2857,13 +5973,13 @@
                 <w:b/>
                 <w:sz w:val="18"/>
               </w:rPr>
-              <w:t>TRACE</w:t>
+              <w:t xml:space="preserve">Action</w:t>
             </w:r>
           </w:p>
         </w:tc>
         <w:tc>
           <w:tcPr>
-            <w:tcW w:type="dxa" w:w="1858"/>
+            <w:tcW w:type="dxa" w:w="1500"/>
             <w:shd w:fill="E9EDF0"/>
           </w:tcPr>
           <w:p>
@@ -2875,13 +5991,325 @@
                 <w:b/>
                 <w:sz w:val="18"/>
               </w:rPr>
-              <w:t>Synthetic</w:t>
+              <w:t xml:space="preserve">Comparison</w:t>
+            </w:r>
+          </w:p>
+        </w:tc>
+      </w:tr>
+      <w:tr>
+        <w:trPr>
+          <w:cantSplit/>
+        </w:trPr>
+        <w:tc>
+          <w:tcPr>
+            <w:tcW w:type="dxa" w:w="2952"/>
+          </w:tcPr>
+          <w:p>
+            <w:pPr>
+              <w:spacing w:before="100" w:after="100"/>
+            </w:pPr>
+            <w:r>
+              <w:rPr>
+                <w:b w:val="0"/>
+                <w:sz w:val="18"/>
+              </w:rPr>
+              <w:t xml:space="preserve">Totals differ</w:t>
             </w:r>
           </w:p>
         </w:tc>
         <w:tc>
           <w:tcPr>
-            <w:tcW w:type="dxa" w:w="1858"/>
+            <w:tcW w:type="dxa" w:w="5440"/>
+          </w:tcPr>
+          <w:p>
+            <w:pPr>
+              <w:spacing w:before="100" w:after="100"/>
+            </w:pPr>
+            <w:r>
+              <w:rPr>
+                <w:b w:val="0"/>
+                <w:sz w:val="18"/>
+              </w:rPr>
+              <w:t xml:space="preserve">Agree one inventory scope and year, then reconcile the national totals</w:t>
+            </w:r>
+          </w:p>
+        </w:tc>
+        <w:tc>
+          <w:tcPr>
+            <w:tcW w:type="dxa" w:w="1500"/>
+          </w:tcPr>
+          <w:p>
+            <w:pPr>
+              <w:spacing w:before="100" w:after="100"/>
+            </w:pPr>
+            <w:r>
+              <w:rPr>
+                <w:b w:val="0"/>
+                <w:sz w:val="18"/>
+              </w:rPr>
+              <w:t xml:space="preserve">1</w:t>
+            </w:r>
+          </w:p>
+        </w:tc>
+      </w:tr>
+      <w:tr>
+        <w:trPr>
+          <w:cantSplit/>
+        </w:trPr>
+        <w:tc>
+          <w:tcPr>
+            <w:tcW w:type="dxa" w:w="2952"/>
+          </w:tcPr>
+          <w:p>
+            <w:pPr>
+              <w:spacing w:before="100" w:after="100"/>
+            </w:pPr>
+            <w:r>
+              <w:rPr>
+                <w:b w:val="0"/>
+                <w:sz w:val="18"/>
+              </w:rPr>
+              <w:t xml:space="preserve">Sectors differ</w:t>
+            </w:r>
+          </w:p>
+        </w:tc>
+        <w:tc>
+          <w:tcPr>
+            <w:tcW w:type="dxa" w:w="5440"/>
+          </w:tcPr>
+          <w:p>
+            <w:pPr>
+              <w:spacing w:before="100" w:after="100"/>
+            </w:pPr>
+            <w:r>
+              <w:rPr>
+                <w:b w:val="0"/>
+                <w:sz w:val="18"/>
+              </w:rPr>
+              <w:t xml:space="preserve">Agree a sector mapping between the national inventory and Climate TRACE</w:t>
+            </w:r>
+          </w:p>
+        </w:tc>
+        <w:tc>
+          <w:tcPr>
+            <w:tcW w:type="dxa" w:w="1500"/>
+          </w:tcPr>
+          <w:p>
+            <w:pPr>
+              <w:spacing w:before="100" w:after="100"/>
+            </w:pPr>
+            <w:r>
+              <w:rPr>
+                <w:b w:val="0"/>
+                <w:sz w:val="18"/>
+              </w:rPr>
+              <w:t xml:space="preserve">2</w:t>
+            </w:r>
+          </w:p>
+        </w:tc>
+      </w:tr>
+      <w:tr>
+        <w:trPr>
+          <w:cantSplit/>
+        </w:trPr>
+        <w:tc>
+          <w:tcPr>
+            <w:tcW w:type="dxa" w:w="2952"/>
+          </w:tcPr>
+          <w:p>
+            <w:pPr>
+              <w:spacing w:before="100" w:after="100"/>
+            </w:pPr>
+            <w:r>
+              <w:rPr>
+                <w:b w:val="0"/>
+                <w:sz w:val="18"/>
+              </w:rPr>
+              <w:t xml:space="preserve">Districts differ</w:t>
+            </w:r>
+          </w:p>
+        </w:tc>
+        <w:tc>
+          <w:tcPr>
+            <w:tcW w:type="dxa" w:w="5440"/>
+          </w:tcPr>
+          <w:p>
+            <w:pPr>
+              <w:spacing w:before="100" w:after="100"/>
+            </w:pPr>
+            <w:r>
+              <w:rPr>
+                <w:b w:val="0"/>
+                <w:sz w:val="18"/>
+              </w:rPr>
+              <w:t xml:space="preserve">Collect local activity data and agree one district boundary set</w:t>
+            </w:r>
+          </w:p>
+        </w:tc>
+        <w:tc>
+          <w:tcPr>
+            <w:tcW w:type="dxa" w:w="1500"/>
+          </w:tcPr>
+          <w:p>
+            <w:pPr>
+              <w:spacing w:before="100" w:after="100"/>
+            </w:pPr>
+            <w:r>
+              <w:rPr>
+                <w:b w:val="0"/>
+                <w:sz w:val="18"/>
+              </w:rPr>
+              <w:t xml:space="preserve">3</w:t>
+            </w:r>
+          </w:p>
+        </w:tc>
+      </w:tr>
+      <w:tr>
+        <w:trPr>
+          <w:cantSplit/>
+        </w:trPr>
+        <w:tc>
+          <w:tcPr>
+            <w:tcW w:type="dxa" w:w="2952"/>
+          </w:tcPr>
+          <w:p>
+            <w:pPr>
+              <w:spacing w:before="100" w:after="100"/>
+            </w:pPr>
+            <w:r>
+              <w:rPr>
+                <w:b w:val="0"/>
+                <w:sz w:val="18"/>
+              </w:rPr>
+              <w:t xml:space="preserve">Facilities missing from one file</w:t>
+            </w:r>
+          </w:p>
+        </w:tc>
+        <w:tc>
+          <w:tcPr>
+            <w:tcW w:type="dxa" w:w="5440"/>
+          </w:tcPr>
+          <w:p>
+            <w:pPr>
+              <w:spacing w:before="100" w:after="100"/>
+            </w:pPr>
+            <w:r>
+              <w:rPr>
+                <w:b w:val="0"/>
+                <w:sz w:val="18"/>
+              </w:rPr>
+              <w:t xml:space="preserve">Confirm each site with the operator and add it to both registers</w:t>
+            </w:r>
+          </w:p>
+        </w:tc>
+        <w:tc>
+          <w:tcPr>
+            <w:tcW w:type="dxa" w:w="1500"/>
+          </w:tcPr>
+          <w:p>
+            <w:pPr>
+              <w:spacing w:before="100" w:after="100"/>
+            </w:pPr>
+            <w:r>
+              <w:rPr>
+                <w:b w:val="0"/>
+                <w:sz w:val="18"/>
+              </w:rPr>
+              <w:t xml:space="preserve">4</w:t>
+            </w:r>
+          </w:p>
+        </w:tc>
+      </w:tr>
+      <w:tr>
+        <w:trPr>
+          <w:cantSplit/>
+        </w:trPr>
+        <w:tc>
+          <w:tcPr>
+            <w:tcW w:type="dxa" w:w="2952"/>
+          </w:tcPr>
+          <w:p>
+            <w:pPr>
+              <w:spacing w:before="100" w:after="100"/>
+            </w:pPr>
+            <w:r>
+              <w:rPr>
+                <w:b w:val="0"/>
+                <w:sz w:val="18"/>
+              </w:rPr>
+              <w:t xml:space="preserve">Facility values differ</w:t>
+            </w:r>
+          </w:p>
+        </w:tc>
+        <w:tc>
+          <w:tcPr>
+            <w:tcW w:type="dxa" w:w="5440"/>
+          </w:tcPr>
+          <w:p>
+            <w:pPr>
+              <w:spacing w:before="100" w:after="100"/>
+            </w:pPr>
+            <w:r>
+              <w:rPr>
+                <w:b w:val="0"/>
+                <w:sz w:val="18"/>
+              </w:rPr>
+              <w:t xml:space="preserve">Compare production, fuel use and emission factors with the operator</w:t>
+            </w:r>
+          </w:p>
+        </w:tc>
+        <w:tc>
+          <w:tcPr>
+            <w:tcW w:type="dxa" w:w="1500"/>
+          </w:tcPr>
+          <w:p>
+            <w:pPr>
+              <w:spacing w:before="100" w:after="100"/>
+            </w:pPr>
+            <w:r>
+              <w:rPr>
+                <w:b w:val="0"/>
+                <w:sz w:val="18"/>
+              </w:rPr>
+              <w:t xml:space="preserve">5</w:t>
+            </w:r>
+          </w:p>
+        </w:tc>
+      </w:tr>
+    </w:tbl>
+    <w:p>
+      <w:pPr>
+        <w:pStyle w:val="Heading2"/>
+      </w:pPr>
+      <w:r>
+        <w:t>NDC measures by sector</w:t>
+      </w:r>
+    </w:p>
+    <w:p>
+      <w:r>
+        <w:rPr/>
+        <w:t>Measures listed in Uganda’s Updated NDC 2022 for the sectors in these comparisons. The demonstration does not show their effect.</w:t>
+      </w:r>
+    </w:p>
+    <w:tbl>
+      <w:tblPr>
+        <w:tblW w:type="auto" w:w="0"/>
+        <w:tblLayout w:type="fixed"/>
+        <w:tblLook w:firstColumn="1" w:firstRow="1" w:lastColumn="0" w:lastRow="0" w:noHBand="0" w:noVBand="1" w:val="04A0"/>
+      </w:tblPr>
+      <w:tblGrid>
+        <w:gridCol w:w="2200"/>
+        <w:gridCol w:w="4392"/>
+        <w:gridCol w:w="3300"/>
+      </w:tblGrid>
+      <w:tr>
+        <w:trPr>
+          <w:tblHeader/>
+          <w:cantSplit/>
+        </w:trPr>
+        <w:tc>
+          <w:tcPr>
+            <w:tcW w:type="dxa" w:w="2200"/>
             <w:shd w:fill="E9EDF0"/>
           </w:tcPr>
           <w:p>
@@ -2893,7 +6321,43 @@
                 <w:b/>
                 <w:sz w:val="18"/>
               </w:rPr>
-              <w:t>% of TRACE</w:t>
+              <w:t xml:space="preserve">Sector</w:t>
+            </w:r>
+          </w:p>
+        </w:tc>
+        <w:tc>
+          <w:tcPr>
+            <w:tcW w:type="dxa" w:w="4392"/>
+            <w:shd w:fill="E9EDF0"/>
+          </w:tcPr>
+          <w:p>
+            <w:pPr>
+              <w:spacing w:before="100" w:after="100"/>
+            </w:pPr>
+            <w:r>
+              <w:rPr>
+                <w:b/>
+                <w:sz w:val="18"/>
+              </w:rPr>
+              <w:t xml:space="preserve">NDC measure</w:t>
+            </w:r>
+          </w:p>
+        </w:tc>
+        <w:tc>
+          <w:tcPr>
+            <w:tcW w:type="dxa" w:w="3300"/>
+            <w:shd w:fill="E9EDF0"/>
+          </w:tcPr>
+          <w:p>
+            <w:pPr>
+              <w:spacing w:before="100" w:after="100"/>
+            </w:pPr>
+            <w:r>
+              <w:rPr>
+                <w:b/>
+                <w:sz w:val="18"/>
+              </w:rPr>
+              <w:t xml:space="preserve">Lead ministry</w:t>
             </w:r>
           </w:p>
         </w:tc>
@@ -2904,7 +6368,7 @@
         </w:trPr>
         <w:tc>
           <w:tcPr>
-            <w:tcW w:type="dxa" w:w="4320"/>
+            <w:tcW w:type="dxa" w:w="2200"/>
           </w:tcPr>
           <w:p>
             <w:pPr>
@@ -2915,13 +6379,13 @@
                 <w:b w:val="0"/>
                 <w:sz w:val="18"/>
               </w:rPr>
-              <w:t>Tororo Cement plant</w:t>
+              <w:t xml:space="preserve">Waste</w:t>
             </w:r>
           </w:p>
         </w:tc>
         <w:tc>
           <w:tcPr>
-            <w:tcW w:type="dxa" w:w="1858"/>
+            <w:tcW w:type="dxa" w:w="4392"/>
           </w:tcPr>
           <w:p>
             <w:pPr>
@@ -2932,13 +6396,13 @@
                 <w:b w:val="0"/>
                 <w:sz w:val="18"/>
               </w:rPr>
-              <w:t>342.6</w:t>
+              <w:t xml:space="preserve">Green Cities Waste Management</w:t>
             </w:r>
           </w:p>
         </w:tc>
         <w:tc>
           <w:tcPr>
-            <w:tcW w:type="dxa" w:w="1858"/>
+            <w:tcW w:type="dxa" w:w="3300"/>
           </w:tcPr>
           <w:p>
             <w:pPr>
@@ -2949,13 +6413,18 @@
                 <w:b w:val="0"/>
                 <w:sz w:val="18"/>
               </w:rPr>
-              <w:t>354.3</w:t>
+              <w:t xml:space="preserve">Water and Environment</w:t>
             </w:r>
           </w:p>
         </w:tc>
+      </w:tr>
+      <w:tr>
+        <w:trPr>
+          <w:cantSplit/>
+        </w:trPr>
         <w:tc>
           <w:tcPr>
-            <w:tcW w:type="dxa" w:w="1858"/>
+            <w:tcW w:type="dxa" w:w="2200"/>
           </w:tcPr>
           <w:p>
             <w:pPr>
@@ -2966,7 +6435,41 @@
                 <w:b w:val="0"/>
                 <w:sz w:val="18"/>
               </w:rPr>
-              <w:t>103.4%</w:t>
+              <w:t xml:space="preserve">Industry (IPPU)</w:t>
+            </w:r>
+          </w:p>
+        </w:tc>
+        <w:tc>
+          <w:tcPr>
+            <w:tcW w:type="dxa" w:w="4392"/>
+          </w:tcPr>
+          <w:p>
+            <w:pPr>
+              <w:spacing w:before="100" w:after="100"/>
+            </w:pPr>
+            <w:r>
+              <w:rPr>
+                <w:b w:val="0"/>
+                <w:sz w:val="18"/>
+              </w:rPr>
+              <w:t xml:space="preserve">Clinker Substitution in Cement (IPPU)</w:t>
+            </w:r>
+          </w:p>
+        </w:tc>
+        <w:tc>
+          <w:tcPr>
+            <w:tcW w:type="dxa" w:w="3300"/>
+          </w:tcPr>
+          <w:p>
+            <w:pPr>
+              <w:spacing w:before="100" w:after="100"/>
+            </w:pPr>
+            <w:r>
+              <w:rPr>
+                <w:b w:val="0"/>
+                <w:sz w:val="18"/>
+              </w:rPr>
+              <w:t xml:space="preserve">Trade, Industry and Co-operatives</w:t>
             </w:r>
           </w:p>
         </w:tc>
@@ -2977,7 +6480,7 @@
         </w:trPr>
         <w:tc>
           <w:tcPr>
-            <w:tcW w:type="dxa" w:w="4320"/>
+            <w:tcW w:type="dxa" w:w="2200"/>
           </w:tcPr>
           <w:p>
             <w:pPr>
@@ -2988,13 +6491,13 @@
                 <w:b w:val="0"/>
                 <w:sz w:val="18"/>
               </w:rPr>
-              <w:t>Modern Laminates Pulp Mill</w:t>
+              <w:t xml:space="preserve">Industry (IPPU)</w:t>
             </w:r>
           </w:p>
         </w:tc>
         <w:tc>
           <w:tcPr>
-            <w:tcW w:type="dxa" w:w="1858"/>
+            <w:tcW w:type="dxa" w:w="4392"/>
           </w:tcPr>
           <w:p>
             <w:pPr>
@@ -3005,13 +6508,13 @@
                 <w:b w:val="0"/>
                 <w:sz w:val="18"/>
               </w:rPr>
-              <w:t>13.8</w:t>
+              <w:t xml:space="preserve">HFC Phase-Down / Kigali Amendment</w:t>
             </w:r>
           </w:p>
         </w:tc>
         <w:tc>
           <w:tcPr>
-            <w:tcW w:type="dxa" w:w="1858"/>
+            <w:tcW w:type="dxa" w:w="3300"/>
           </w:tcPr>
           <w:p>
             <w:pPr>
@@ -3022,13 +6525,18 @@
                 <w:b w:val="0"/>
                 <w:sz w:val="18"/>
               </w:rPr>
-              <w:t>22.8</w:t>
+              <w:t xml:space="preserve">Water and Environment</w:t>
             </w:r>
           </w:p>
         </w:tc>
+      </w:tr>
+      <w:tr>
+        <w:trPr>
+          <w:cantSplit/>
+        </w:trPr>
         <w:tc>
           <w:tcPr>
-            <w:tcW w:type="dxa" w:w="1858"/>
+            <w:tcW w:type="dxa" w:w="2200"/>
           </w:tcPr>
           <w:p>
             <w:pPr>
@@ -3039,7 +6547,433 @@
                 <w:b w:val="0"/>
                 <w:sz w:val="18"/>
               </w:rPr>
-              <w:t>165.3%</w:t>
+              <w:t xml:space="preserve">Transport</w:t>
+            </w:r>
+          </w:p>
+        </w:tc>
+        <w:tc>
+          <w:tcPr>
+            <w:tcW w:type="dxa" w:w="4392"/>
+          </w:tcPr>
+          <w:p>
+            <w:pPr>
+              <w:spacing w:before="100" w:after="100"/>
+            </w:pPr>
+            <w:r>
+              <w:rPr>
+                <w:b w:val="0"/>
+                <w:sz w:val="18"/>
+              </w:rPr>
+              <w:t xml:space="preserve">GKMA Bus Rapid Transit (BRT)</w:t>
+            </w:r>
+          </w:p>
+        </w:tc>
+        <w:tc>
+          <w:tcPr>
+            <w:tcW w:type="dxa" w:w="3300"/>
+          </w:tcPr>
+          <w:p>
+            <w:pPr>
+              <w:spacing w:before="100" w:after="100"/>
+            </w:pPr>
+            <w:r>
+              <w:rPr>
+                <w:b w:val="0"/>
+                <w:sz w:val="18"/>
+              </w:rPr>
+              <w:t xml:space="preserve">Works and Transport</w:t>
+            </w:r>
+          </w:p>
+        </w:tc>
+      </w:tr>
+      <w:tr>
+        <w:trPr>
+          <w:cantSplit/>
+        </w:trPr>
+        <w:tc>
+          <w:tcPr>
+            <w:tcW w:type="dxa" w:w="2200"/>
+          </w:tcPr>
+          <w:p>
+            <w:pPr>
+              <w:spacing w:before="100" w:after="100"/>
+            </w:pPr>
+            <w:r>
+              <w:rPr>
+                <w:b w:val="0"/>
+                <w:sz w:val="18"/>
+              </w:rPr>
+              <w:t xml:space="preserve">Transport</w:t>
+            </w:r>
+          </w:p>
+        </w:tc>
+        <w:tc>
+          <w:tcPr>
+            <w:tcW w:type="dxa" w:w="4392"/>
+          </w:tcPr>
+          <w:p>
+            <w:pPr>
+              <w:spacing w:before="100" w:after="100"/>
+            </w:pPr>
+            <w:r>
+              <w:rPr>
+                <w:b w:val="0"/>
+                <w:sz w:val="18"/>
+              </w:rPr>
+              <w:t xml:space="preserve">Road Fuel Efficiency &amp; NMT Infrastructure</w:t>
+            </w:r>
+          </w:p>
+        </w:tc>
+        <w:tc>
+          <w:tcPr>
+            <w:tcW w:type="dxa" w:w="3300"/>
+          </w:tcPr>
+          <w:p>
+            <w:pPr>
+              <w:spacing w:before="100" w:after="100"/>
+            </w:pPr>
+            <w:r>
+              <w:rPr>
+                <w:b w:val="0"/>
+                <w:sz w:val="18"/>
+              </w:rPr>
+              <w:t xml:space="preserve">Works and Transport</w:t>
+            </w:r>
+          </w:p>
+        </w:tc>
+      </w:tr>
+      <w:tr>
+        <w:trPr>
+          <w:cantSplit/>
+        </w:trPr>
+        <w:tc>
+          <w:tcPr>
+            <w:tcW w:type="dxa" w:w="2200"/>
+          </w:tcPr>
+          <w:p>
+            <w:pPr>
+              <w:spacing w:before="100" w:after="100"/>
+            </w:pPr>
+            <w:r>
+              <w:rPr>
+                <w:b w:val="0"/>
+                <w:sz w:val="18"/>
+              </w:rPr>
+              <w:t xml:space="preserve">Energy</w:t>
+            </w:r>
+          </w:p>
+        </w:tc>
+        <w:tc>
+          <w:tcPr>
+            <w:tcW w:type="dxa" w:w="4392"/>
+          </w:tcPr>
+          <w:p>
+            <w:pPr>
+              <w:spacing w:before="100" w:after="100"/>
+            </w:pPr>
+            <w:r>
+              <w:rPr>
+                <w:b w:val="0"/>
+                <w:sz w:val="18"/>
+              </w:rPr>
+              <w:t xml:space="preserve">Renewable Energy Generation Scale-Up</w:t>
+            </w:r>
+          </w:p>
+        </w:tc>
+        <w:tc>
+          <w:tcPr>
+            <w:tcW w:type="dxa" w:w="3300"/>
+          </w:tcPr>
+          <w:p>
+            <w:pPr>
+              <w:spacing w:before="100" w:after="100"/>
+            </w:pPr>
+            <w:r>
+              <w:rPr>
+                <w:b w:val="0"/>
+                <w:sz w:val="18"/>
+              </w:rPr>
+              <w:t xml:space="preserve">Energy and Mineral Development</w:t>
+            </w:r>
+          </w:p>
+        </w:tc>
+      </w:tr>
+      <w:tr>
+        <w:trPr>
+          <w:cantSplit/>
+        </w:trPr>
+        <w:tc>
+          <w:tcPr>
+            <w:tcW w:type="dxa" w:w="2200"/>
+          </w:tcPr>
+          <w:p>
+            <w:pPr>
+              <w:spacing w:before="100" w:after="100"/>
+            </w:pPr>
+            <w:r>
+              <w:rPr>
+                <w:b w:val="0"/>
+                <w:sz w:val="18"/>
+              </w:rPr>
+              <w:t xml:space="preserve">Energy</w:t>
+            </w:r>
+          </w:p>
+        </w:tc>
+        <w:tc>
+          <w:tcPr>
+            <w:tcW w:type="dxa" w:w="4392"/>
+          </w:tcPr>
+          <w:p>
+            <w:pPr>
+              <w:spacing w:before="100" w:after="100"/>
+            </w:pPr>
+            <w:r>
+              <w:rPr>
+                <w:b w:val="0"/>
+                <w:sz w:val="18"/>
+              </w:rPr>
+              <w:t xml:space="preserve">Energy Efficiency &amp; Fuel Switch Programme</w:t>
+            </w:r>
+          </w:p>
+        </w:tc>
+        <w:tc>
+          <w:tcPr>
+            <w:tcW w:type="dxa" w:w="3300"/>
+          </w:tcPr>
+          <w:p>
+            <w:pPr>
+              <w:spacing w:before="100" w:after="100"/>
+            </w:pPr>
+            <w:r>
+              <w:rPr>
+                <w:b w:val="0"/>
+                <w:sz w:val="18"/>
+              </w:rPr>
+              <w:t xml:space="preserve">Energy and Mineral Development</w:t>
+            </w:r>
+          </w:p>
+        </w:tc>
+      </w:tr>
+      <w:tr>
+        <w:trPr>
+          <w:cantSplit/>
+        </w:trPr>
+        <w:tc>
+          <w:tcPr>
+            <w:tcW w:type="dxa" w:w="2200"/>
+          </w:tcPr>
+          <w:p>
+            <w:pPr>
+              <w:spacing w:before="100" w:after="100"/>
+            </w:pPr>
+            <w:r>
+              <w:rPr>
+                <w:b w:val="0"/>
+                <w:sz w:val="18"/>
+              </w:rPr>
+              <w:t xml:space="preserve">AFOLU</w:t>
+            </w:r>
+          </w:p>
+        </w:tc>
+        <w:tc>
+          <w:tcPr>
+            <w:tcW w:type="dxa" w:w="4392"/>
+          </w:tcPr>
+          <w:p>
+            <w:pPr>
+              <w:spacing w:before="100" w:after="100"/>
+            </w:pPr>
+            <w:r>
+              <w:rPr>
+                <w:b w:val="0"/>
+                <w:sz w:val="18"/>
+              </w:rPr>
+              <w:t xml:space="preserve">National Reforestation Programme</w:t>
+            </w:r>
+          </w:p>
+        </w:tc>
+        <w:tc>
+          <w:tcPr>
+            <w:tcW w:type="dxa" w:w="3300"/>
+          </w:tcPr>
+          <w:p>
+            <w:pPr>
+              <w:spacing w:before="100" w:after="100"/>
+            </w:pPr>
+            <w:r>
+              <w:rPr>
+                <w:b w:val="0"/>
+                <w:sz w:val="18"/>
+              </w:rPr>
+              <w:t xml:space="preserve">Water and Environment</w:t>
+            </w:r>
+          </w:p>
+        </w:tc>
+      </w:tr>
+      <w:tr>
+        <w:trPr>
+          <w:cantSplit/>
+        </w:trPr>
+        <w:tc>
+          <w:tcPr>
+            <w:tcW w:type="dxa" w:w="2200"/>
+          </w:tcPr>
+          <w:p>
+            <w:pPr>
+              <w:spacing w:before="100" w:after="100"/>
+            </w:pPr>
+            <w:r>
+              <w:rPr>
+                <w:b w:val="0"/>
+                <w:sz w:val="18"/>
+              </w:rPr>
+              <w:t xml:space="preserve">AFOLU</w:t>
+            </w:r>
+          </w:p>
+        </w:tc>
+        <w:tc>
+          <w:tcPr>
+            <w:tcW w:type="dxa" w:w="4392"/>
+          </w:tcPr>
+          <w:p>
+            <w:pPr>
+              <w:spacing w:before="100" w:after="100"/>
+            </w:pPr>
+            <w:r>
+              <w:rPr>
+                <w:b w:val="0"/>
+                <w:sz w:val="18"/>
+              </w:rPr>
+              <w:t xml:space="preserve">REDD+ Strategy Implementation</w:t>
+            </w:r>
+          </w:p>
+        </w:tc>
+        <w:tc>
+          <w:tcPr>
+            <w:tcW w:type="dxa" w:w="3300"/>
+          </w:tcPr>
+          <w:p>
+            <w:pPr>
+              <w:spacing w:before="100" w:after="100"/>
+            </w:pPr>
+            <w:r>
+              <w:rPr>
+                <w:b w:val="0"/>
+                <w:sz w:val="18"/>
+              </w:rPr>
+              <w:t xml:space="preserve">Water and Environment</w:t>
+            </w:r>
+          </w:p>
+        </w:tc>
+      </w:tr>
+      <w:tr>
+        <w:trPr>
+          <w:cantSplit/>
+        </w:trPr>
+        <w:tc>
+          <w:tcPr>
+            <w:tcW w:type="dxa" w:w="2200"/>
+          </w:tcPr>
+          <w:p>
+            <w:pPr>
+              <w:spacing w:before="100" w:after="100"/>
+            </w:pPr>
+            <w:r>
+              <w:rPr>
+                <w:b w:val="0"/>
+                <w:sz w:val="18"/>
+              </w:rPr>
+              <w:t xml:space="preserve">AFOLU</w:t>
+            </w:r>
+          </w:p>
+        </w:tc>
+        <w:tc>
+          <w:tcPr>
+            <w:tcW w:type="dxa" w:w="4392"/>
+          </w:tcPr>
+          <w:p>
+            <w:pPr>
+              <w:spacing w:before="100" w:after="100"/>
+            </w:pPr>
+            <w:r>
+              <w:rPr>
+                <w:b w:val="0"/>
+                <w:sz w:val="18"/>
+              </w:rPr>
+              <w:t xml:space="preserve">Commercial Plantation Scale-Up</w:t>
+            </w:r>
+          </w:p>
+        </w:tc>
+        <w:tc>
+          <w:tcPr>
+            <w:tcW w:type="dxa" w:w="3300"/>
+          </w:tcPr>
+          <w:p>
+            <w:pPr>
+              <w:spacing w:before="100" w:after="100"/>
+            </w:pPr>
+            <w:r>
+              <w:rPr>
+                <w:b w:val="0"/>
+                <w:sz w:val="18"/>
+              </w:rPr>
+              <w:t xml:space="preserve">Water and Environment</w:t>
+            </w:r>
+          </w:p>
+        </w:tc>
+      </w:tr>
+      <w:tr>
+        <w:trPr>
+          <w:cantSplit/>
+        </w:trPr>
+        <w:tc>
+          <w:tcPr>
+            <w:tcW w:type="dxa" w:w="2200"/>
+          </w:tcPr>
+          <w:p>
+            <w:pPr>
+              <w:spacing w:before="100" w:after="100"/>
+            </w:pPr>
+            <w:r>
+              <w:rPr>
+                <w:b w:val="0"/>
+                <w:sz w:val="18"/>
+              </w:rPr>
+              <w:t xml:space="preserve">Agriculture</w:t>
+            </w:r>
+          </w:p>
+        </w:tc>
+        <w:tc>
+          <w:tcPr>
+            <w:tcW w:type="dxa" w:w="4392"/>
+          </w:tcPr>
+          <w:p>
+            <w:pPr>
+              <w:spacing w:before="100" w:after="100"/>
+            </w:pPr>
+            <w:r>
+              <w:rPr>
+                <w:b w:val="0"/>
+                <w:sz w:val="18"/>
+              </w:rPr>
+              <w:t xml:space="preserve">Climate-Smart Agriculture Rollout</w:t>
+            </w:r>
+          </w:p>
+        </w:tc>
+        <w:tc>
+          <w:tcPr>
+            <w:tcW w:type="dxa" w:w="3300"/>
+          </w:tcPr>
+          <w:p>
+            <w:pPr>
+              <w:spacing w:before="100" w:after="100"/>
+            </w:pPr>
+            <w:r>
+              <w:rPr>
+                <w:b w:val="0"/>
+                <w:sz w:val="18"/>
+              </w:rPr>
+              <w:t xml:space="preserve">Agriculture, Animal Industry and Fisheries</w:t>
             </w:r>
           </w:p>
         </w:tc>
@@ -3050,26 +6984,17 @@
         <w:rPr>
           <w:b/>
         </w:rPr>
-        <w:t xml:space="preserve">Reading note: </w:t>
+        <w:t xml:space="preserve">Link to the data: </w:t>
       </w:r>
       <w:r>
-        <w:t>Amounts are in thousand tonnes; named-site totals include all matching source records. Current synthetic values use calculated national shares. They are not independent facility measurements or evidence of incorrect reporting.</w:t>
+        <w:rPr/>
+        <w:t>The cement plants in comparison 5 fall under the clinker substitution measure; the waste districts in comparison 3 include Kampala, a named Green Cities town.</w:t>
       </w:r>
     </w:p>
     <w:p>
       <w:r>
-        <w:rPr>
-          <w:b/>
-        </w:rPr>
-        <w:t xml:space="preserve">Meeting point: </w:t>
-      </w:r>
-      <w:r>
-        <w:t>Different facilities can have very different comparison ratios. Match coverage and scope before interpreting them.</w:t>
-      </w:r>
-    </w:p>
-    <w:p>
-      <w:r>
-        <w:t>Sources: the two CSVs in data/synthetic/uganda-government-2021-2025/. Values are rounded for presentation. Climate TRACE 2021 retains the supplied reference data; later reference years and all synthetic values are illustrative.</w:t>
+        <w:rPr/>
+        <w:t>Sources: the two CSVs in data/synthetic/uganda-government-2021-2025/ and the NDC targets and measures in config/ndcTargets.js and config/ndcCockpitCatalog.js. Values are rounded for presentation. Climate TRACE 2021 retains the supplied reference data; later reference years and all synthetic values are illustrative.</w:t>
       </w:r>
     </w:p>
     <w:p>
@@ -3110,7 +7035,7 @@
       <w:rPr>
         <w:sz w:val="16"/>
       </w:rPr>
-      <w:t xml:space="preserve">Demonstration data • 2021–2025 • </w:t>
+      <w:t xml:space="preserve">Synthetic demonstration data • 2021–2025 • </w:t>
     </w:r>
     <w:fldSimple w:instr="PAGE"/>
   </w:p>
@@ -3124,7 +7049,7 @@
       <w:pStyle w:val="Caption"/>
     </w:pPr>
     <w:r>
-      <w:t>UGANDA DATA COMPARISON  |  UN MEETING BRIEFING</w:t>
+      <w:t>UGANDA DATA COMPARISON  |  SYNTHETIC DEMONSTRATION DATA – NOT OFFICIAL GOVERNMENT FIGURES</w:t>
     </w:r>
   </w:p>
 </w:hdr>
